--- a/data/outputs/v2/Essential_Mathematics/SS3.1_Statistics_1/Essential_Mathematics_Statistics_1_SummaryTable.docx
+++ b/data/outputs/v2/Essential_Mathematics/SS3.1_Statistics_1/Essential_Mathematics_Statistics_1_SummaryTable.docx
@@ -38,6 +38,177 @@
           <w:szCs w:val="22"/>
         </w:rPr>
         <w:t xml:space="preserve">Sub-Strand 3.1: Statistics 1 — Teacher Reference (Pre-filled)</w:t>
+      </w:r>
+    </w:p>
+    <w:p>
+      <w:pPr>
+        <w:spacing w:after="80" w:before="120"/>
+      </w:pPr>
+      <w:r>
+        <w:rPr>
+          <w:rFonts w:ascii="Arial" w:cs="Arial" w:eastAsia="Arial" w:hAnsi="Arial"/>
+          <w:b/>
+          <w:bCs/>
+          <w:color w:val="1F3864"/>
+          <w:sz w:val="20"/>
+          <w:szCs w:val="20"/>
+        </w:rPr>
+        <w:t xml:space="preserve">ATTRIBUTION AND LICENSING</w:t>
+      </w:r>
+    </w:p>
+    <w:p>
+      <w:pPr>
+        <w:spacing w:after="60" w:before="0"/>
+      </w:pPr>
+      <w:r>
+        <w:rPr>
+          <w:rFonts w:ascii="Arial" w:cs="Arial" w:eastAsia="Arial" w:hAnsi="Arial"/>
+          <w:b/>
+          <w:bCs/>
+          <w:sz w:val="17"/>
+          <w:szCs w:val="17"/>
+        </w:rPr>
+        <w:t xml:space="preserve">Curriculum Alignment: </w:t>
+      </w:r>
+      <w:r>
+        <w:rPr>
+          <w:rFonts w:ascii="Arial" w:cs="Arial" w:eastAsia="Arial" w:hAnsi="Arial"/>
+          <w:sz w:val="17"/>
+          <w:szCs w:val="17"/>
+        </w:rPr>
+        <w:t xml:space="preserve">Structured in pedagogical alignment with the competence-based curriculum format and learning outcomes established by the Kenya Institute of Curriculum Development (KICD). This material is independently developed and is not officially endorsed or published by KICD.</w:t>
+      </w:r>
+    </w:p>
+    <w:p>
+      <w:pPr>
+        <w:spacing w:after="60" w:before="0"/>
+      </w:pPr>
+      <w:r>
+        <w:rPr>
+          <w:rFonts w:ascii="Arial" w:cs="Arial" w:eastAsia="Arial" w:hAnsi="Arial"/>
+          <w:b/>
+          <w:bCs/>
+          <w:sz w:val="17"/>
+          <w:szCs w:val="17"/>
+        </w:rPr>
+        <w:t xml:space="preserve">Content &amp; Pedagogy: </w:t>
+      </w:r>
+      <w:r>
+        <w:rPr>
+          <w:rFonts w:ascii="Arial" w:cs="Arial" w:eastAsia="Arial" w:hAnsi="Arial"/>
+          <w:sz w:val="17"/>
+          <w:szCs w:val="17"/>
+        </w:rPr>
+        <w:t xml:space="preserve">Developed and adapted by the educator team at SeaVuria (registered 501(c)(3) in the United States and registered NGO in Kenya, No. 872-850A-BF11), who designed the pedagogical framework, lesson templates and exemplar lessons on which this material is based.</w:t>
+      </w:r>
+    </w:p>
+    <w:p>
+      <w:pPr>
+        <w:spacing w:after="60" w:before="0"/>
+      </w:pPr>
+      <w:r>
+        <w:rPr>
+          <w:rFonts w:ascii="Arial" w:cs="Arial" w:eastAsia="Arial" w:hAnsi="Arial"/>
+          <w:b/>
+          <w:bCs/>
+          <w:sz w:val="17"/>
+          <w:szCs w:val="17"/>
+        </w:rPr>
+        <w:t xml:space="preserve">Production &amp; Layout: </w:t>
+      </w:r>
+      <w:r>
+        <w:rPr>
+          <w:rFonts w:ascii="Arial" w:cs="Arial" w:eastAsia="Arial" w:hAnsi="Arial"/>
+          <w:sz w:val="17"/>
+          <w:szCs w:val="17"/>
+        </w:rPr>
+        <w:t xml:space="preserve">Educational design and curriculum sequencing by SeaVuria. Technical layout, structural formatting, and digital optimization/implementation executed in partnership with ARES Education (registered 501(c)(3) in the United States and Canada (as Afretech Aid) and registered NGO in Kenya), with lesson drafting and compilation assisted by AI (Claude, Anthropic).</w:t>
+      </w:r>
+    </w:p>
+    <w:p>
+      <w:pPr>
+        <w:pBdr>
+          <w:bottom w:val="single" w:color="1F3864" w:sz="6" w:space="6"/>
+        </w:pBdr>
+        <w:spacing w:after="60" w:before="0"/>
+      </w:pPr>
+      <w:r>
+        <w:rPr>
+          <w:rFonts w:ascii="Arial" w:cs="Arial" w:eastAsia="Arial" w:hAnsi="Arial"/>
+          <w:b/>
+          <w:bCs/>
+          <w:sz w:val="17"/>
+          <w:szCs w:val="17"/>
+        </w:rPr>
+        <w:t xml:space="preserve">Licensing &amp; Copyright: </w:t>
+      </w:r>
+      <w:r>
+        <w:rPr>
+          <w:rFonts w:ascii="Arial" w:cs="Arial" w:eastAsia="Arial" w:hAnsi="Arial"/>
+          <w:sz w:val="17"/>
+          <w:szCs w:val="17"/>
+        </w:rPr>
+        <w:t xml:space="preserve">© 2026 SeaVuria and ARES. This work is licensed under a </w:t>
+      </w:r>
+      <w:hyperlink w:history="1" r:id="rIdjdj1irf_rl6pu_6ai036y">
+        <w:r>
+          <w:rPr>
+            <w:rFonts w:ascii="Arial" w:cs="Arial" w:eastAsia="Arial" w:hAnsi="Arial"/>
+            <w:color w:val="1F6B75"/>
+            <w:sz w:val="17"/>
+            <w:szCs w:val="17"/>
+            <w:u w:val="single" w:color="1F6B75"/>
+          </w:rPr>
+          <w:t xml:space="preserve">Creative Commons Attribution-NonCommercial 4.0 International License</w:t>
+        </w:r>
+      </w:hyperlink>
+      <w:r>
+        <w:rPr>
+          <w:rFonts w:ascii="Arial" w:cs="Arial" w:eastAsia="Arial" w:hAnsi="Arial"/>
+          <w:sz w:val="17"/>
+          <w:szCs w:val="17"/>
+        </w:rPr>
+        <w:t xml:space="preserve"> (</w:t>
+      </w:r>
+      <w:hyperlink w:history="1" r:id="rIdkb1zxiqgomu1w5dq2kmvn">
+        <w:r>
+          <w:rPr>
+            <w:rFonts w:ascii="Arial" w:cs="Arial" w:eastAsia="Arial" w:hAnsi="Arial"/>
+            <w:color w:val="1F6B75"/>
+            <w:sz w:val="17"/>
+            <w:szCs w:val="17"/>
+            <w:u w:val="single" w:color="1F6B75"/>
+          </w:rPr>
+          <w:t xml:space="preserve">CC BY-NC 4.0</w:t>
+        </w:r>
+      </w:hyperlink>
+      <w:r>
+        <w:rPr>
+          <w:rFonts w:ascii="Arial" w:cs="Arial" w:eastAsia="Arial" w:hAnsi="Arial"/>
+          <w:sz w:val="17"/>
+          <w:szCs w:val="17"/>
+        </w:rPr>
+        <w:t xml:space="preserve">). To view a copy of this license, visit </w:t>
+      </w:r>
+      <w:hyperlink w:history="1" r:id="rId6v6yohag-6-jwkobatx2o">
+        <w:r>
+          <w:rPr>
+            <w:rFonts w:ascii="Arial" w:cs="Arial" w:eastAsia="Arial" w:hAnsi="Arial"/>
+            <w:color w:val="1F6B75"/>
+            <w:sz w:val="17"/>
+            <w:szCs w:val="17"/>
+            <w:u w:val="single" w:color="1F6B75"/>
+          </w:rPr>
+          <w:t xml:space="preserve">https://creativecommons.org/licenses/by-nc/4.0/</w:t>
+        </w:r>
+      </w:hyperlink>
+      <w:r>
+        <w:rPr>
+          <w:rFonts w:ascii="Arial" w:cs="Arial" w:eastAsia="Arial" w:hAnsi="Arial"/>
+          <w:sz w:val="17"/>
+          <w:szCs w:val="17"/>
+        </w:rPr>
+        <w:t xml:space="preserve">. You are free to copy, redistribute, and adapt this material in any medium or format, provided appropriate credit is given and the material is not used for commercial purposes. KICD learning outcomes and curriculum designations reproduced here for alignment purposes remain the property of KICD and are not covered by this license. Linked external resources (e.g. CK-12, Khan Academy, PhET) are subject to their own licenses.</w:t>
       </w:r>
     </w:p>
     <w:p>

--- a/data/outputs/v2/Essential_Mathematics/SS3.1_Statistics_1/Essential_Mathematics_Statistics_1_SummaryTable.docx
+++ b/data/outputs/v2/Essential_Mathematics/SS3.1_Statistics_1/Essential_Mathematics_Statistics_1_SummaryTable.docx
@@ -38,177 +38,6 @@
           <w:szCs w:val="22"/>
         </w:rPr>
         <w:t xml:space="preserve">Sub-Strand 3.1: Statistics 1 — Teacher Reference (Pre-filled)</w:t>
-      </w:r>
-    </w:p>
-    <w:p>
-      <w:pPr>
-        <w:spacing w:after="80" w:before="120"/>
-      </w:pPr>
-      <w:r>
-        <w:rPr>
-          <w:rFonts w:ascii="Arial" w:cs="Arial" w:eastAsia="Arial" w:hAnsi="Arial"/>
-          <w:b/>
-          <w:bCs/>
-          <w:color w:val="1F3864"/>
-          <w:sz w:val="20"/>
-          <w:szCs w:val="20"/>
-        </w:rPr>
-        <w:t xml:space="preserve">ATTRIBUTION AND LICENSING</w:t>
-      </w:r>
-    </w:p>
-    <w:p>
-      <w:pPr>
-        <w:spacing w:after="60" w:before="0"/>
-      </w:pPr>
-      <w:r>
-        <w:rPr>
-          <w:rFonts w:ascii="Arial" w:cs="Arial" w:eastAsia="Arial" w:hAnsi="Arial"/>
-          <w:b/>
-          <w:bCs/>
-          <w:sz w:val="17"/>
-          <w:szCs w:val="17"/>
-        </w:rPr>
-        <w:t xml:space="preserve">Curriculum Alignment: </w:t>
-      </w:r>
-      <w:r>
-        <w:rPr>
-          <w:rFonts w:ascii="Arial" w:cs="Arial" w:eastAsia="Arial" w:hAnsi="Arial"/>
-          <w:sz w:val="17"/>
-          <w:szCs w:val="17"/>
-        </w:rPr>
-        <w:t xml:space="preserve">Structured in pedagogical alignment with the competence-based curriculum format and learning outcomes established by the Kenya Institute of Curriculum Development (KICD). This material is independently developed and is not officially endorsed or published by KICD.</w:t>
-      </w:r>
-    </w:p>
-    <w:p>
-      <w:pPr>
-        <w:spacing w:after="60" w:before="0"/>
-      </w:pPr>
-      <w:r>
-        <w:rPr>
-          <w:rFonts w:ascii="Arial" w:cs="Arial" w:eastAsia="Arial" w:hAnsi="Arial"/>
-          <w:b/>
-          <w:bCs/>
-          <w:sz w:val="17"/>
-          <w:szCs w:val="17"/>
-        </w:rPr>
-        <w:t xml:space="preserve">Content &amp; Pedagogy: </w:t>
-      </w:r>
-      <w:r>
-        <w:rPr>
-          <w:rFonts w:ascii="Arial" w:cs="Arial" w:eastAsia="Arial" w:hAnsi="Arial"/>
-          <w:sz w:val="17"/>
-          <w:szCs w:val="17"/>
-        </w:rPr>
-        <w:t xml:space="preserve">Developed and adapted by the educator team at SeaVuria (registered 501(c)(3) in the United States and registered NGO in Kenya, No. 872-850A-BF11), who designed the pedagogical framework, lesson templates and exemplar lessons on which this material is based.</w:t>
-      </w:r>
-    </w:p>
-    <w:p>
-      <w:pPr>
-        <w:spacing w:after="60" w:before="0"/>
-      </w:pPr>
-      <w:r>
-        <w:rPr>
-          <w:rFonts w:ascii="Arial" w:cs="Arial" w:eastAsia="Arial" w:hAnsi="Arial"/>
-          <w:b/>
-          <w:bCs/>
-          <w:sz w:val="17"/>
-          <w:szCs w:val="17"/>
-        </w:rPr>
-        <w:t xml:space="preserve">Production &amp; Layout: </w:t>
-      </w:r>
-      <w:r>
-        <w:rPr>
-          <w:rFonts w:ascii="Arial" w:cs="Arial" w:eastAsia="Arial" w:hAnsi="Arial"/>
-          <w:sz w:val="17"/>
-          <w:szCs w:val="17"/>
-        </w:rPr>
-        <w:t xml:space="preserve">Educational design and curriculum sequencing by SeaVuria. Technical layout, structural formatting, and digital optimization/implementation executed in partnership with ARES Education (registered 501(c)(3) in the United States and Canada (as Afretech Aid) and registered NGO in Kenya), with lesson drafting and compilation assisted by AI (Claude, Anthropic).</w:t>
-      </w:r>
-    </w:p>
-    <w:p>
-      <w:pPr>
-        <w:pBdr>
-          <w:bottom w:val="single" w:color="1F3864" w:sz="6" w:space="6"/>
-        </w:pBdr>
-        <w:spacing w:after="60" w:before="0"/>
-      </w:pPr>
-      <w:r>
-        <w:rPr>
-          <w:rFonts w:ascii="Arial" w:cs="Arial" w:eastAsia="Arial" w:hAnsi="Arial"/>
-          <w:b/>
-          <w:bCs/>
-          <w:sz w:val="17"/>
-          <w:szCs w:val="17"/>
-        </w:rPr>
-        <w:t xml:space="preserve">Licensing &amp; Copyright: </w:t>
-      </w:r>
-      <w:r>
-        <w:rPr>
-          <w:rFonts w:ascii="Arial" w:cs="Arial" w:eastAsia="Arial" w:hAnsi="Arial"/>
-          <w:sz w:val="17"/>
-          <w:szCs w:val="17"/>
-        </w:rPr>
-        <w:t xml:space="preserve">© 2026 SeaVuria and ARES. This work is licensed under a </w:t>
-      </w:r>
-      <w:hyperlink w:history="1" r:id="rIdjdj1irf_rl6pu_6ai036y">
-        <w:r>
-          <w:rPr>
-            <w:rFonts w:ascii="Arial" w:cs="Arial" w:eastAsia="Arial" w:hAnsi="Arial"/>
-            <w:color w:val="1F6B75"/>
-            <w:sz w:val="17"/>
-            <w:szCs w:val="17"/>
-            <w:u w:val="single" w:color="1F6B75"/>
-          </w:rPr>
-          <w:t xml:space="preserve">Creative Commons Attribution-NonCommercial 4.0 International License</w:t>
-        </w:r>
-      </w:hyperlink>
-      <w:r>
-        <w:rPr>
-          <w:rFonts w:ascii="Arial" w:cs="Arial" w:eastAsia="Arial" w:hAnsi="Arial"/>
-          <w:sz w:val="17"/>
-          <w:szCs w:val="17"/>
-        </w:rPr>
-        <w:t xml:space="preserve"> (</w:t>
-      </w:r>
-      <w:hyperlink w:history="1" r:id="rIdkb1zxiqgomu1w5dq2kmvn">
-        <w:r>
-          <w:rPr>
-            <w:rFonts w:ascii="Arial" w:cs="Arial" w:eastAsia="Arial" w:hAnsi="Arial"/>
-            <w:color w:val="1F6B75"/>
-            <w:sz w:val="17"/>
-            <w:szCs w:val="17"/>
-            <w:u w:val="single" w:color="1F6B75"/>
-          </w:rPr>
-          <w:t xml:space="preserve">CC BY-NC 4.0</w:t>
-        </w:r>
-      </w:hyperlink>
-      <w:r>
-        <w:rPr>
-          <w:rFonts w:ascii="Arial" w:cs="Arial" w:eastAsia="Arial" w:hAnsi="Arial"/>
-          <w:sz w:val="17"/>
-          <w:szCs w:val="17"/>
-        </w:rPr>
-        <w:t xml:space="preserve">). To view a copy of this license, visit </w:t>
-      </w:r>
-      <w:hyperlink w:history="1" r:id="rId6v6yohag-6-jwkobatx2o">
-        <w:r>
-          <w:rPr>
-            <w:rFonts w:ascii="Arial" w:cs="Arial" w:eastAsia="Arial" w:hAnsi="Arial"/>
-            <w:color w:val="1F6B75"/>
-            <w:sz w:val="17"/>
-            <w:szCs w:val="17"/>
-            <w:u w:val="single" w:color="1F6B75"/>
-          </w:rPr>
-          <w:t xml:space="preserve">https://creativecommons.org/licenses/by-nc/4.0/</w:t>
-        </w:r>
-      </w:hyperlink>
-      <w:r>
-        <w:rPr>
-          <w:rFonts w:ascii="Arial" w:cs="Arial" w:eastAsia="Arial" w:hAnsi="Arial"/>
-          <w:sz w:val="17"/>
-          <w:szCs w:val="17"/>
-        </w:rPr>
-        <w:t xml:space="preserve">. You are free to copy, redistribute, and adapt this material in any medium or format, provided appropriate credit is given and the material is not used for commercial purposes. KICD learning outcomes and curriculum designations reproduced here for alignment purposes remain the property of KICD and are not covered by this license. Linked external resources (e.g. CK-12, Khan Academy, PhET) are subject to their own licenses.</w:t>
       </w:r>
     </w:p>
     <w:p>
@@ -1848,6 +1677,185 @@
         </w:tc>
       </w:tr>
     </w:tbl>
+    <w:p>
+      <w:pPr>
+        <w:spacing w:after="120"/>
+      </w:pPr>
+      <w:r>
+        <w:t xml:space="preserve"/>
+      </w:r>
+    </w:p>
+    <w:p>
+      <w:pPr>
+        <w:spacing w:after="80" w:before="120"/>
+      </w:pPr>
+      <w:r>
+        <w:rPr>
+          <w:rFonts w:ascii="Arial" w:cs="Arial" w:eastAsia="Arial" w:hAnsi="Arial"/>
+          <w:b/>
+          <w:bCs/>
+          <w:color w:val="1F3864"/>
+          <w:sz w:val="20"/>
+          <w:szCs w:val="20"/>
+        </w:rPr>
+        <w:t xml:space="preserve">ATTRIBUTION AND LICENSING</w:t>
+      </w:r>
+    </w:p>
+    <w:p>
+      <w:pPr>
+        <w:spacing w:after="60" w:before="0"/>
+      </w:pPr>
+      <w:r>
+        <w:rPr>
+          <w:rFonts w:ascii="Arial" w:cs="Arial" w:eastAsia="Arial" w:hAnsi="Arial"/>
+          <w:b/>
+          <w:bCs/>
+          <w:sz w:val="17"/>
+          <w:szCs w:val="17"/>
+        </w:rPr>
+        <w:t xml:space="preserve">Curriculum Alignment: </w:t>
+      </w:r>
+      <w:r>
+        <w:rPr>
+          <w:rFonts w:ascii="Arial" w:cs="Arial" w:eastAsia="Arial" w:hAnsi="Arial"/>
+          <w:sz w:val="17"/>
+          <w:szCs w:val="17"/>
+        </w:rPr>
+        <w:t xml:space="preserve">Structured in pedagogical alignment with the competence-based curriculum format and learning outcomes established by the Kenya Institute of Curriculum Development (KICD). This material is independently developed and is not officially endorsed or published by KICD.</w:t>
+      </w:r>
+    </w:p>
+    <w:p>
+      <w:pPr>
+        <w:spacing w:after="60" w:before="0"/>
+      </w:pPr>
+      <w:r>
+        <w:rPr>
+          <w:rFonts w:ascii="Arial" w:cs="Arial" w:eastAsia="Arial" w:hAnsi="Arial"/>
+          <w:b/>
+          <w:bCs/>
+          <w:sz w:val="17"/>
+          <w:szCs w:val="17"/>
+        </w:rPr>
+        <w:t xml:space="preserve">Content &amp; Pedagogy: </w:t>
+      </w:r>
+      <w:r>
+        <w:rPr>
+          <w:rFonts w:ascii="Arial" w:cs="Arial" w:eastAsia="Arial" w:hAnsi="Arial"/>
+          <w:sz w:val="17"/>
+          <w:szCs w:val="17"/>
+        </w:rPr>
+        <w:t xml:space="preserve">Developed and adapted by the educator team at SeaVuria (registered 501(c)(3) in the United States and registered NGO in Kenya, No. 872-850A-BF11), who designed the pedagogical framework, lesson templates and exemplar lessons on which this material is based.</w:t>
+      </w:r>
+    </w:p>
+    <w:p>
+      <w:pPr>
+        <w:spacing w:after="60" w:before="0"/>
+      </w:pPr>
+      <w:r>
+        <w:rPr>
+          <w:rFonts w:ascii="Arial" w:cs="Arial" w:eastAsia="Arial" w:hAnsi="Arial"/>
+          <w:b/>
+          <w:bCs/>
+          <w:sz w:val="17"/>
+          <w:szCs w:val="17"/>
+        </w:rPr>
+        <w:t xml:space="preserve">Production &amp; Layout: </w:t>
+      </w:r>
+      <w:r>
+        <w:rPr>
+          <w:rFonts w:ascii="Arial" w:cs="Arial" w:eastAsia="Arial" w:hAnsi="Arial"/>
+          <w:sz w:val="17"/>
+          <w:szCs w:val="17"/>
+        </w:rPr>
+        <w:t xml:space="preserve">Educational design and curriculum sequencing by SeaVuria. Technical layout, structural formatting, and digital optimization/implementation executed in partnership with ARES Education (registered 501(c)(3) in the United States and Canada (as Afretech Aid) and registered NGO in Kenya), with lesson drafting and compilation assisted by AI (Claude, Anthropic).</w:t>
+      </w:r>
+    </w:p>
+    <w:p>
+      <w:pPr>
+        <w:pBdr>
+          <w:bottom w:val="single" w:color="1F3864" w:sz="6" w:space="6"/>
+        </w:pBdr>
+        <w:spacing w:after="60" w:before="0"/>
+      </w:pPr>
+      <w:r>
+        <w:rPr>
+          <w:rFonts w:ascii="Arial" w:cs="Arial" w:eastAsia="Arial" w:hAnsi="Arial"/>
+          <w:b/>
+          <w:bCs/>
+          <w:sz w:val="17"/>
+          <w:szCs w:val="17"/>
+        </w:rPr>
+        <w:t xml:space="preserve">Licensing &amp; Copyright: </w:t>
+      </w:r>
+      <w:r>
+        <w:rPr>
+          <w:rFonts w:ascii="Arial" w:cs="Arial" w:eastAsia="Arial" w:hAnsi="Arial"/>
+          <w:sz w:val="17"/>
+          <w:szCs w:val="17"/>
+        </w:rPr>
+        <w:t xml:space="preserve">© 2026 SeaVuria and ARES. This work is licensed under a </w:t>
+      </w:r>
+      <w:hyperlink w:history="1" r:id="rId4gmgobn7vpsbw1bsjskph">
+        <w:r>
+          <w:rPr>
+            <w:rFonts w:ascii="Arial" w:cs="Arial" w:eastAsia="Arial" w:hAnsi="Arial"/>
+            <w:color w:val="1F6B75"/>
+            <w:sz w:val="17"/>
+            <w:szCs w:val="17"/>
+            <w:u w:val="single" w:color="1F6B75"/>
+          </w:rPr>
+          <w:t xml:space="preserve">Creative Commons Attribution-NonCommercial 4.0 International License</w:t>
+        </w:r>
+      </w:hyperlink>
+      <w:r>
+        <w:rPr>
+          <w:rFonts w:ascii="Arial" w:cs="Arial" w:eastAsia="Arial" w:hAnsi="Arial"/>
+          <w:sz w:val="17"/>
+          <w:szCs w:val="17"/>
+        </w:rPr>
+        <w:t xml:space="preserve"> (</w:t>
+      </w:r>
+      <w:hyperlink w:history="1" r:id="rIdgzcymwhdzohrxvneir2gu">
+        <w:r>
+          <w:rPr>
+            <w:rFonts w:ascii="Arial" w:cs="Arial" w:eastAsia="Arial" w:hAnsi="Arial"/>
+            <w:color w:val="1F6B75"/>
+            <w:sz w:val="17"/>
+            <w:szCs w:val="17"/>
+            <w:u w:val="single" w:color="1F6B75"/>
+          </w:rPr>
+          <w:t xml:space="preserve">CC BY-NC 4.0</w:t>
+        </w:r>
+      </w:hyperlink>
+      <w:r>
+        <w:rPr>
+          <w:rFonts w:ascii="Arial" w:cs="Arial" w:eastAsia="Arial" w:hAnsi="Arial"/>
+          <w:sz w:val="17"/>
+          <w:szCs w:val="17"/>
+        </w:rPr>
+        <w:t xml:space="preserve">). To view a copy of this license, visit </w:t>
+      </w:r>
+      <w:hyperlink w:history="1" r:id="rIdfnnj4s0y9mqcgtyq5zq3w">
+        <w:r>
+          <w:rPr>
+            <w:rFonts w:ascii="Arial" w:cs="Arial" w:eastAsia="Arial" w:hAnsi="Arial"/>
+            <w:color w:val="1F6B75"/>
+            <w:sz w:val="17"/>
+            <w:szCs w:val="17"/>
+            <w:u w:val="single" w:color="1F6B75"/>
+          </w:rPr>
+          <w:t xml:space="preserve">https://creativecommons.org/licenses/by-nc/4.0/</w:t>
+        </w:r>
+      </w:hyperlink>
+      <w:r>
+        <w:rPr>
+          <w:rFonts w:ascii="Arial" w:cs="Arial" w:eastAsia="Arial" w:hAnsi="Arial"/>
+          <w:sz w:val="17"/>
+          <w:szCs w:val="17"/>
+        </w:rPr>
+        <w:t xml:space="preserve">. You are free to copy, redistribute, and adapt this material in any medium or format, provided appropriate credit is given and the material is not used for commercial purposes. KICD learning outcomes and curriculum designations reproduced here for alignment purposes remain the property of KICD and are not covered by this license. Linked external resources (e.g. CK-12, Khan Academy, PhET) are subject to their own licenses.</w:t>
+      </w:r>
+    </w:p>
     <w:sectPr>
       <w:pgSz w:w="15840" w:h="12240" w:orient="landscape"/>
       <w:pgMar w:top="1080" w:right="1080" w:bottom="1080" w:left="1080" w:header="708" w:footer="708" w:gutter="0"/>

--- a/data/outputs/v2/Essential_Mathematics/SS3.1_Statistics_1/Essential_Mathematics_Statistics_1_SummaryTable.docx
+++ b/data/outputs/v2/Essential_Mathematics/SS3.1_Statistics_1/Essential_Mathematics_Statistics_1_SummaryTable.docx
@@ -564,7 +564,7 @@
                 <w:sz w:val="18"/>
                 <w:szCs w:val="18"/>
               </w:rPr>
-              <w:t xml:space="preserve">Students observed a messy, unsorted list of raw canteen sales data (e.g., number of plates of ugali, githeri, and mandazi sold each day) and immediately noticed it was difficult to read any pattern. They then watched the teacher model converting the same data into a tally-mark frequency distribution table on the board, making patterns — such as which meal is ordered most — instantly visible.</w:t>
+              <w:t xml:space="preserve">Learners examined a raw list of 30 meal orders from Mama Wanjiku's canteen and experienced firsthand how difficult it is to answer simple questions (which meal is most popular? how many ugali orders?) from unorganised data — even when they were allowed to count freely. Different groups reached different totals for the same list.</w:t>
             </w:r>
           </w:p>
         </w:tc>
@@ -596,7 +596,7 @@
                 <w:sz w:val="18"/>
                 <w:szCs w:val="18"/>
               </w:rPr>
-              <w:t xml:space="preserve">Raw data is essentially invisible information: individual numbers or entries listed without organisation reveal very little on their own. A frequency distribution table, built step-by-step using tally marks (gate tallying: IIII), transforms that chaos into a structured summary that shows each data value and how often it occurs (its frequency). Teachers should note: the key conceptual leap here is that organising data does NOT change the data — it only makes the hidden pattern visible.</w:t>
+              <w:t xml:space="preserve">Raw data is essentially invisible information. A frequency distribution table — built using tally marks — organises data so that patterns (such as ugali being the most popular meal) become immediately visible and verifiable. Key vocabulary introduced: raw data, tally, frequency, frequency distribution table.</w:t>
             </w:r>
           </w:p>
         </w:tc>
@@ -628,7 +628,7 @@
                 <w:sz w:val="18"/>
                 <w:szCs w:val="18"/>
               </w:rPr>
-              <w:t xml:space="preserve">Students explained how Mama Wanjiku could use a frequency distribution table built from her canteen sales records to immediately see which meal sells most and which sells least, allowing her to order the right quantities of maize flour, beans, and vegetables without guessing. Pedagogical note: push students to articulate WHY the table helps — the answer should reference 'pattern' and 'frequency', not just 'it looks neater'.</w:t>
+              <w:t xml:space="preserve">Mama Wanjiku's memory-based guessing fails because the human mind cannot reliably track and compare frequencies across many transactions without a systematic recording tool. The frequency distribution table is the first step in transforming raw data into a decision-making tool — exactly what Mama Wanjiku needs to know how much of each meal to cook each day.</w:t>
             </w:r>
           </w:p>
         </w:tc>
@@ -713,7 +713,7 @@
                 <w:sz w:val="18"/>
                 <w:szCs w:val="18"/>
               </w:rPr>
-              <w:t xml:space="preserve">Students conducted a live data-collection exercise, surveying classmates about their favourite school meal (ugali, githeri, chapati, mandazi, or other). Each student recorded responses on a personal tally sheet in real time, experiencing firsthand how raw data accumulates as an unordered list of individual entries before any organisation takes place.</w:t>
+              <w:t xml:space="preserve">Learners examined a 'raw data wall' of 120 unsorted meal choices from Mama Wanjiku's canteen and attempted to count ugali entries from a 30-item data strip — experiencing first-hand how unorganised data leads to inconsistent and unreliable counts.</w:t>
             </w:r>
           </w:p>
         </w:tc>
@@ -745,7 +745,7 @@
                 <w:sz w:val="18"/>
                 <w:szCs w:val="18"/>
               </w:rPr>
-              <w:t xml:space="preserve">Ungrouped (raw) data is a list of individual data entries that has not yet been sorted or counted. A tally sheet organises data collection efficiently using tally marks so that counting errors are minimised and the transition to a frequency table is straightforward. Teachers should note: a common misconception is that a tally sheet IS the final analysis — clarify that tallying is still a data-collection tool, not yet a summary statistic.</w:t>
+              <w:t xml:space="preserve">Ungrouped (raw) data is a list of individual data entries that has not yet been sorted or counted. A tally sheet organises data collection by using tally marks against pre-defined categories, making counting faster, more accurate, and reproducible. Designing a good tally sheet requires mutually exclusive categories and a clear research question.</w:t>
             </w:r>
           </w:p>
         </w:tc>
@@ -777,7 +777,7 @@
                 <w:sz w:val="18"/>
                 <w:szCs w:val="18"/>
               </w:rPr>
-              <w:t xml:space="preserve">Students explained how using a tally sheet during data collection — rather than writing every answer as a word — saved time, reduced errors, and made it easy to convert their class survey into a frequency table that Mama Wanjiku could use to plan her canteen menu for the week. Pedagogical note: cold-call at least three students to read their tally totals aloud and compare; use discrepancies to discuss the importance of systematic recording.</w:t>
+              <w:t xml:space="preserve">Groups designed and used their own tally sheets to collect at least 30 real data entries from classmates on a school-relevant question (favourite meal, transport mode, or sport). They connected this process directly to Mama Wanjiku's problem: she never had a tally sheet — she relied on memory — which is why her guesses about meal popularity were so wrong.</w:t>
             </w:r>
           </w:p>
         </w:tc>
@@ -830,7 +830,7 @@
                 <w:sz w:val="18"/>
                 <w:szCs w:val="18"/>
               </w:rPr>
-              <w:t xml:space="preserve">Reading and Interpreting Frequency Distribution Tables</w:t>
+              <w:t xml:space="preserve">Finding the Middle Ground — Mean, Mode and Median for Mama Wanjiku</w:t>
             </w:r>
           </w:p>
         </w:tc>
@@ -862,7 +862,7 @@
                 <w:sz w:val="18"/>
                 <w:szCs w:val="18"/>
               </w:rPr>
-              <w:t xml:space="preserve">Students were presented with a completed frequency distribution table showing the number of students arriving at school during different 15-minute time intervals in the morning at a Nairobi school. They were asked to read values directly from the table, identify the most and least common arrival times, and calculate the total number of students represented.</w:t>
+              <w:t xml:space="preserve">Learners observed that the five daily ugali sales totals (54, 60, 57, 60, 59) are not all the same — they vary from day to day — and that the number 60 appears twice, making it stand out as the most common (peak) day. They also observed that ordering the data (54, 57, 59, 60, 60) makes both the middle value and the repeated value immediately visible.</w:t>
             </w:r>
           </w:p>
         </w:tc>
@@ -894,7 +894,7 @@
                 <w:sz w:val="18"/>
                 <w:szCs w:val="18"/>
               </w:rPr>
-              <w:t xml:space="preserve">A frequency distribution table can be read in two directions: horizontally (to find the frequency of a specific value or category) and vertically (to compare frequencies across all categories or to sum them for the total). The row or column with the highest frequency immediately identifies the modal class. Teachers should note: students often confuse the 'value/category' column with the 'frequency' column — use colour coding or underlining to distinguish the two during instruction.</w:t>
+              <w:t xml:space="preserve">Three measures of central tendency summarise ungrouped data in different but complementary ways: the MEAN (290 ÷ 5 = 58) gives the mathematical average; the MODE (60) identifies the most frequently occurring value; and the MEDIAN — found at position (n+1)/2 = 3rd value = 59 — gives the middle value of the ordered dataset. Each measure answers Mama Wanjiku's planning question slightly differently: mean gives a balanced daily target, mode reveals the peak demand day, and median offers a robust middle estimate.</w:t>
             </w:r>
           </w:p>
         </w:tc>
@@ -926,7 +926,7 @@
                 <w:sz w:val="18"/>
                 <w:szCs w:val="18"/>
               </w:rPr>
-              <w:t xml:space="preserve">Students explained how Mama Wanjiku, or the school deputy principal, could read a completed frequency distribution table of late arrivals to identify the peak congestion window and decide whether to open the school gate earlier — directly connecting table-reading skills to a real community decision. Pedagogical note: ask students 'What decision would YOU make, and what number in the table tells you that?' to anchor interpretation in action.</w:t>
+              <w:t xml:space="preserve">Mama Wanjiku's memory-based guesses failed because human memory tends to anchor on recent or dramatic events rather than calculating a true average across all days. The mean of 58 portions per day is a precise, reproducible number — derived from the full week's evidence — that removes the distortion of memory. The mode of 60 further reveals that on the most common type of day she needs even more portions than the mean suggests. Together, these statistics transform the noisy, unorganised raw data from Lesson 2 into a concrete, mathematically justified daily cooking target — exactly the kind of decision-support tool that Mama Wanjiku, and any community decision-maker, needs.</w:t>
             </w:r>
           </w:p>
         </w:tc>
@@ -1011,7 +1011,7 @@
                 <w:sz w:val="18"/>
                 <w:szCs w:val="18"/>
               </w:rPr>
-              <w:t xml:space="preserve">Students were given a set of 30 raw data values representing the number of mandazi sold by Mama Wanjiku on each of 30 school days. They worked in pairs to sort the data, identify unique values, apply tally marks, and complete a blank frequency distribution table, recording each value and its corresponding frequency.</w:t>
+              <w:t xml:space="preserve">We observed that when we sorted our raw list of 120 canteen meal orders into a frequency distribution table — listing each meal and tallying how many times it appeared — the data stopped looking like noise and started showing a clear pattern. In every group's table, ugali with sukuma wiki had the highest frequency (around 55–60 out of 120), while githeri had the lowest. The same pattern appeared in the transport data the teacher modelled: once tallied, the most and least common modes of transport became immediately obvious.</w:t>
             </w:r>
           </w:p>
         </w:tc>
@@ -1043,7 +1043,7 @@
                 <w:sz w:val="18"/>
                 <w:szCs w:val="18"/>
               </w:rPr>
-              <w:t xml:space="preserve">A frequency distribution table organises ungrouped raw data by recording each possible data value and its frequency (how often it occurs). The construction process follows four steps: (1) identify all unique values, (2) list them in ascending order, (3) tally each occurrence, (4) write the final frequency count. The sum of all frequencies must equal the total number of data entries — this is the built-in check for accuracy. Teachers should note: insist students always verify their frequency total against the raw data count before moving on.</w:t>
+              <w:t xml:space="preserve">We learned that a frequency distribution table organises ungrouped raw data by recording each possible value and its frequency (how often it occurs), using tally marks grouped in fives for easy counting. The sum of all frequencies must equal the total number of data entries — this is our accuracy check. Organisation reveals patterns that are invisible in a raw list, and it was this kind of organisation that Mama Wanjiku was missing when she relied on memory alone.</w:t>
             </w:r>
           </w:p>
         </w:tc>
@@ -1075,7 +1075,7 @@
                 <w:sz w:val="18"/>
                 <w:szCs w:val="18"/>
               </w:rPr>
-              <w:t xml:space="preserve">Students explained that by building a frequency distribution table from Mama Wanjiku's 30-day sales record, she can instantly see her most and least common daily sales figures, helping her set a realistic daily production target — turning 30 scattered numbers into one actionable table. Pedagogical note: use the 'frequency total check' as a non-negotiable classroom norm from this lesson forward.</w:t>
+              <w:t xml:space="preserve">We can now explain why Mama Wanjiku's memory-based guesses failed: she was trying to process 120 individual orders mentally, without any system for counting or recording. A frequency distribution table does what memory cannot — it counts every single entry without bias, groups them by category, and displays the pattern clearly. With a completed table, Mama Wanjiku can see at a glance that she needs roughly 58 portions of ugali with sukuma wiki every day and far fewer portions of githeri, allowing her to order ingredients accurately, reduce waste, and ensure every learner gets served. The table does not yet tell us what a 'typical' day looks like as a single number — that is the question we carry into Lesson 5.</w:t>
             </w:r>
           </w:p>
         </w:tc>
@@ -1128,7 +1128,7 @@
                 <w:sz w:val="18"/>
                 <w:szCs w:val="18"/>
               </w:rPr>
-              <w:t xml:space="preserve">Visualising Data: Drawing Bar Graphs and Pictographs</w:t>
+              <w:t xml:space="preserve">Picture This — Representing Mama Wanjiku's Data as Bar Graphs, Line Graphs and Pie Charts</w:t>
             </w:r>
           </w:p>
         </w:tc>
@@ -1160,7 +1160,7 @@
                 <w:sz w:val="18"/>
                 <w:szCs w:val="18"/>
               </w:rPr>
-              <w:t xml:space="preserve">Students examined two visual representations of the same canteen data: a hand-drawn bar graph and a pictograph (using a maize-cob symbol to represent 5 meals). They compared the two displays, noting which was faster to read, which required a key, and which made the difference between categories most visually striking.</w:t>
+              <w:t xml:space="preserve">Learners constructed three graphs from Mama Wanjiku's canteen frequency data — a bar graph showing meal popularity, a pie chart showing the proportion each meal represents out of 150 total orders, and a line graph showing daily ugali sales across Monday to Friday. In the gallery walk they observed that different graph types made different patterns visible: the bar graph made size comparisons easy, the pie chart communicated proportions (ugali = 37%), and the line graph was the only one to reveal the time-based trend in ugali demand.</w:t>
             </w:r>
           </w:p>
         </w:tc>
@@ -1192,7 +1192,7 @@
                 <w:sz w:val="18"/>
                 <w:szCs w:val="18"/>
               </w:rPr>
-              <w:t xml:space="preserve">Bar graphs use rectangular bars whose height (or length) is proportional to frequency, with a labelled x-axis (categories) and y-axis (frequency). Pictographs use a repeated symbol with a key indicating the value of each symbol; partial symbols represent fractional values. Both are valid ways to display categorical or discrete data visually, but bar graphs allow more precise reading of exact values while pictographs are more immediately engaging for a general audience. Teachers should note: a common error is drawing bars of unequal width — emphasise uniform bar width as a rule.</w:t>
+              <w:t xml:space="preserve">A bar graph uses bar heights to compare frequencies between categories and is ideal for showing which canteen meal is most or least popular. A pie chart uses sector angles — calculated as (frequency ÷ total) × 360° — to show each category as a proportion of the whole, making it clear that ugali accounts for 37% of all orders. A line graph connects plotted data points across a time sequence and is the only graph type that can show whether ugali demand is rising, falling or stable across the school week. The choice of graph type depends on the question being asked, not personal preference.</w:t>
             </w:r>
           </w:p>
         </w:tc>
@@ -1224,7 +1224,7 @@
                 <w:sz w:val="18"/>
                 <w:szCs w:val="18"/>
               </w:rPr>
-              <w:t xml:space="preserve">Students explained how Mama Wanjiku could display her weekly sales data as a bar graph on a notice board outside her canteen so that students, teachers, and parents could see at a glance which meals are most popular — making the data accessible to community members who may not read number tables easily. Pedagogical note: ask 'Who is your audience?' to drive home that graph choice depends on the reader, not just the data.</w:t>
+              <w:t xml:space="preserve">Mama Wanjiku's memory-based guesses failed because the human mind cannot accurately track frequency, proportion and time-trend simultaneously across hundreds of transactions. Each graph type makes one of those three dimensions instantly visible: the bar graph would have shown her at a glance that githeri is ordered four times less often than ugali; the pie chart would have shown that nearly two in every five orders are for ugali; and the line graph would have confirmed that ugali demand is consistently high every day of the week, not randomly variable. Together, these three visual tools transform the same frequency table into three different decision-making instruments — exactly the kind of organised, trustworthy information that Mama Wanjiku was missing when she ran out of ugali and was left with unsold githeri.</w:t>
             </w:r>
           </w:p>
         </w:tc>
@@ -1309,7 +1309,7 @@
                 <w:sz w:val="18"/>
                 <w:szCs w:val="18"/>
               </w:rPr>
-              <w:t xml:space="preserve">Students were given Mama Wanjiku's sales data for five days: 55, 60, 55, 60, 60 meals served. They first predicted which single number best represents a 'typical' day, then calculated the mean (290 ÷ 5 = 58) and identified the mode (60, appearing three times). They observed that these two values are different and discussed which one feels more 'representative'.</w:t>
+              <w:t xml:space="preserve">Mama Wanjiku's five-day ugali sales data (55, 60, 58, 60, 57 portions) and Kericho monthly rainfall figures (Jan–Jun) — both presented as raw lists of ungrouped values.</w:t>
             </w:r>
           </w:p>
         </w:tc>
@@ -1341,7 +1341,7 @@
                 <w:sz w:val="18"/>
                 <w:szCs w:val="18"/>
               </w:rPr>
-              <w:t xml:space="preserve">The MEAN is calculated by summing all data values and dividing by the number of values (sum ÷ n). The MODE is the value that appears most frequently in the data set; a data set can have one mode (unimodal), two modes (bimodal), or no mode. Both are measures of central tendency — numerical summaries that describe the 'centre' or 'typical value' of a data set — but they answer slightly different questions: the mean balances all values, while the mode identifies the most common value. Teachers should note: the mean is sensitive to extreme values (outliers); the mode is not — this distinction becomes critical in Lesson 7.</w:t>
+              <w:t xml:space="preserve">The mean (sum ÷ number of values = 290 ÷ 5 = 58) and the mode (most frequent value = 60) are two different numerical summaries of the same data set; each answers a slightly different question about what is 'typical,' and mode only works meaningfully when values repeat.</w:t>
             </w:r>
           </w:p>
         </w:tc>
@@ -1373,7 +1373,7 @@
                 <w:sz w:val="18"/>
                 <w:szCs w:val="18"/>
               </w:rPr>
-              <w:t xml:space="preserve">Students explained that for Mama Wanjiku, the MODE (60) is more actionable than the mean (58) because it tells her the most common number of meals she actually serves on a single day, helping her set a reliable daily cooking target — while the mean gives a useful average for weekly planning. Pedagogical note: use cold-calling to ask at least four students 'Which measure would YOU use if you were Mama Wanjiku, and why?' — accept both answers if reasoning is sound.</w:t>
+              <w:t xml:space="preserve">Mean and mode are both measures of central tendency for ungrouped data. They can give different answers because mean accounts for the size of every value while mode counts only frequency of occurrence. For Mama Wanjiku, mode (60) tells her the most common single-day demand, making it useful for daily stock ordering, while mean (58) smooths out day-to-day variation, making it useful for weekly budgeting. The Kericho rainfall data (mean = 147.5 mm/month, no mode) shows that mode is most powerful for discrete data where repetition occurs — and that a third measure of central tendency (median) may sometimes be needed.</w:t>
             </w:r>
           </w:p>
         </w:tc>
@@ -1458,7 +1458,7 @@
                 <w:sz w:val="18"/>
                 <w:szCs w:val="18"/>
               </w:rPr>
-              <w:t xml:space="preserve">Students physically lined up in order of the number of mandazi they claimed to eat per week (a quick kinaesthetic data set), then identified the student standing exactly in the middle. They then applied the same logic to written data sets — first an odd-numbered set (finding the exact middle value) and then an even-numbered set (averaging the two middle values) — to derive the median in each case.</w:t>
+              <w:t xml:space="preserve">Learners physically ordered 7 daily ugali-portion values from Mama Wanjiku's canteen data using a Human Number Line activity, and identified the middle value (58). They then observed what happens when an 8th value (56) is added, creating an even-numbered dataset with two middle values (57 and 58), requiring them to calculate the average (57.5). They observed that the median barely changed when the sports-day outlier of 92 portions was added to the dataset.</w:t>
             </w:r>
           </w:p>
         </w:tc>
@@ -1490,7 +1490,7 @@
                 <w:sz w:val="18"/>
                 <w:szCs w:val="18"/>
               </w:rPr>
-              <w:t xml:space="preserve">The MEDIAN is the middle value of a data set that has been arranged in ascending (or descending) order. For an ODD number of values, the median is the single middle value at position (n+1)/2. For an EVEN number of values, the median is the mean of the two middle values at positions n/2 and (n/2)+1. The median is a measure of central tendency that is NOT affected by extreme outliers, making it especially useful when data contains very high or very low values. Teachers should note: the most common procedural error is forgetting to sort the data first — make sorting a mandatory, visible step before any median calculation.</w:t>
+              <w:t xml:space="preserve">Learners learned that the MEDIAN is the middle value of a dataset that has been arranged in ascending (or descending) order. For an odd number of values (n), the median is at position (n+1)/2. For an even number of values, the median is the average of the two middle values. The median is a ROBUST measure — unlike the mean, it is not significantly affected by extreme values (outliers) such as an unusually busy sports-day at the canteen. For Mama Wanjiku's 7-day ugali data, the median is 57 portions per day.</w:t>
             </w:r>
           </w:p>
         </w:tc>
@@ -1522,7 +1522,7 @@
                 <w:sz w:val="18"/>
                 <w:szCs w:val="18"/>
               </w:rPr>
-              <w:t xml:space="preserve">Students explained that if Mama Wanjiku's daily sales data for one week included one unusually low day (e.g., a public holiday), the median would give her a more reliable picture of her 'typical' trading day than the mean, because the outlier drags the mean down without affecting the median. Pedagogical note: present a data set with a clear outlier and ask students to calculate both mean and median, then decide which Mama Wanjiku should report to the school board — this surfaces the practical power of choosing the right measure.</w:t>
+              <w:t xml:space="preserve">Learners explained that Mama Wanjiku's memory-based guesses failed partly because her memory was anchored to the most vivid or extreme days (like sports day with 92 portions), which is analogous to the mean being pulled upward by outliers. The median gives a more reliable daily planning target (57 portions) because it reflects the true MIDDLE of her typical trading days, unaffected by exceptional events. Learners updated their cumulative Statistical Models with the median arrow and wrote personalised two-sentence recommendations to Mama Wanjiku, integrating mean, mode, and median into a coherent statistical argument.</w:t>
             </w:r>
           </w:p>
         </w:tc>
@@ -1575,7 +1575,7 @@
                 <w:sz w:val="18"/>
                 <w:szCs w:val="18"/>
               </w:rPr>
-              <w:t xml:space="preserve">Putting It All Together: Statistics in Action for Kenyan Decision-Makers</w:t>
+              <w:t xml:space="preserve">The Full Picture — Final Explanation: Giving Mama Wanjiku a Complete Statistical Report</w:t>
             </w:r>
           </w:p>
         </w:tc>
@@ -1607,7 +1607,7 @@
                 <w:sz w:val="18"/>
                 <w:szCs w:val="18"/>
               </w:rPr>
-              <w:t xml:space="preserve">Students reviewed a complete, realistic data scenario: Mama Wanjiku's canteen sales data for one full school month (20 days), presented as raw data. They were tasked with building the frequency distribution table, drawing a bar graph, and calculating mean, mode, and median — applying every skill from Lessons 1–7 in sequence as a culminating performance task.</w:t>
+              <w:t xml:space="preserve">Learners observed the complete contrast between the original raw, unorganised list of 120 canteen meal orders from Lesson 1 and their fully built statistical model from Lessons 1–7, seeing in a single side-by-side comparison exactly how each tool (tally sheet → frequency table → mean/mode/median → graphs) added a layer of organisation, summarisation or visualisation to transform invisible data into an actionable recommendation for Mama Wanjiku.</w:t>
             </w:r>
           </w:p>
         </w:tc>
@@ -1639,7 +1639,7 @@
                 <w:sz w:val="18"/>
                 <w:szCs w:val="18"/>
               </w:rPr>
-              <w:t xml:space="preserve">All three measures of central tendency (mean, mode, median) can be calculated from the same data set and each reveals a different aspect of the data's centre. Together with a frequency distribution table and a bar graph, they form a complete statistical toolkit for summarising and communicating data. The choice of which statistic to report depends on the purpose and audience: mean for balanced overall averages, mode for the most common value, median when outliers are present. Teachers should note: this lesson is the integration point — resist the urge to re-teach individual skills; instead, coach students on the decision-making process of choosing the right tool for the right question.</w:t>
+              <w:t xml:space="preserve">Learners consolidated that frequency distribution tables, mean, mode, median, bar graphs, line graphs and pie charts are not isolated skills but a coherent, sequential statistical process: raw data must first be organised (frequency table), then numerically summarised (measures of central tendency), then visually represented (graphs), before any evidence-based decision can be made. They also learned that the same process scales beyond Mama Wanjiku's canteen to any real Kenyan decision-maker — a maize farmer in the Rift Valley, a matatu operator in Nairobi, a nurse tracking disease cases near Lake Victoria — who needs to transform raw data into knowledge.</w:t>
             </w:r>
           </w:p>
         </w:tc>
@@ -1671,7 +1671,7 @@
                 <w:sz w:val="18"/>
                 <w:szCs w:val="18"/>
               </w:rPr>
-              <w:t xml:space="preserve">Students explained — in a written summary addressed directly to Mama Wanjiku — which statistic best supports each of her specific decisions (daily cooking target, weekly purchasing, reporting to the school board), demonstrating that statistics are not abstract calculations but practical tools that real Kenyan community members can use to make better, evidence-based decisions. Pedagogical note: the written summary doubles as a formative assessment; look for students who correctly match the statistic to the decision context, not just those who calculate correctly.</w:t>
+              <w:t xml:space="preserve">The anchoring phenomenon is now fully explained: Mama Wanjiku's memory-based guesses failed because raw, unorganised data is essentially invisible information — the human memory cannot reliably detect statistical patterns across 120 data points without systematic tools. A frequency distribution table made the pattern visible; measures of central tendency gave her a specific, defensible planning target (prepare approximately 57–60 portions of ugali per day); and graphs allowed her to communicate the finding to others at a glance. The Canteen Queue Puzzle is solved — and the statistical toolkit that solved it is the same one that can be applied to any data-rich problem in Kenyan community life.</w:t>
             </w:r>
           </w:p>
         </w:tc>
@@ -1795,7 +1795,7 @@
         </w:rPr>
         <w:t xml:space="preserve">© 2026 SeaVuria and ARES. This work is licensed under a </w:t>
       </w:r>
-      <w:hyperlink w:history="1" r:id="rId4gmgobn7vpsbw1bsjskph">
+      <w:hyperlink w:history="1" r:id="rId9qbkyo6gkbp0swhrf3g1p">
         <w:r>
           <w:rPr>
             <w:rFonts w:ascii="Arial" w:cs="Arial" w:eastAsia="Arial" w:hAnsi="Arial"/>
@@ -1815,7 +1815,7 @@
         </w:rPr>
         <w:t xml:space="preserve"> (</w:t>
       </w:r>
-      <w:hyperlink w:history="1" r:id="rIdgzcymwhdzohrxvneir2gu">
+      <w:hyperlink w:history="1" r:id="rIdwha6fnod1nxoax2hoiiyu">
         <w:r>
           <w:rPr>
             <w:rFonts w:ascii="Arial" w:cs="Arial" w:eastAsia="Arial" w:hAnsi="Arial"/>
@@ -1835,7 +1835,7 @@
         </w:rPr>
         <w:t xml:space="preserve">). To view a copy of this license, visit </w:t>
       </w:r>
-      <w:hyperlink w:history="1" r:id="rIdfnnj4s0y9mqcgtyq5zq3w">
+      <w:hyperlink w:history="1" r:id="rIdvrwyj-qz8sqkbbas6ubpn">
         <w:r>
           <w:rPr>
             <w:rFonts w:ascii="Arial" w:cs="Arial" w:eastAsia="Arial" w:hAnsi="Arial"/>

--- a/data/outputs/v2/Essential_Mathematics/SS3.1_Statistics_1/Essential_Mathematics_Statistics_1_SummaryTable.docx
+++ b/data/outputs/v2/Essential_Mathematics/SS3.1_Statistics_1/Essential_Mathematics_Statistics_1_SummaryTable.docx
@@ -1309,7 +1309,7 @@
                 <w:sz w:val="18"/>
                 <w:szCs w:val="18"/>
               </w:rPr>
-              <w:t xml:space="preserve">Mama Wanjiku's five-day ugali sales data (55, 60, 58, 60, 57 portions) and Kericho monthly rainfall figures (Jan–Jun) — both presented as raw lists of ungrouped values.</w:t>
+              <w:t xml:space="preserve">Mama Wanjiku's five-day ugali sales data (54, 60, 57, 60, 59 portions) and Kericho monthly rainfall figures (Jan–Jun) — both presented as raw lists of ungrouped values.</w:t>
             </w:r>
           </w:p>
         </w:tc>
@@ -1795,7 +1795,7 @@
         </w:rPr>
         <w:t xml:space="preserve">© 2026 SeaVuria and ARES. This work is licensed under a </w:t>
       </w:r>
-      <w:hyperlink w:history="1" r:id="rId9qbkyo6gkbp0swhrf3g1p">
+      <w:hyperlink w:history="1" r:id="rIdrhz5_5mpk-iswr4pwalsp">
         <w:r>
           <w:rPr>
             <w:rFonts w:ascii="Arial" w:cs="Arial" w:eastAsia="Arial" w:hAnsi="Arial"/>
@@ -1815,7 +1815,7 @@
         </w:rPr>
         <w:t xml:space="preserve"> (</w:t>
       </w:r>
-      <w:hyperlink w:history="1" r:id="rIdwha6fnod1nxoax2hoiiyu">
+      <w:hyperlink w:history="1" r:id="rId7fxvcjd7r3-z_xmxgnwe1">
         <w:r>
           <w:rPr>
             <w:rFonts w:ascii="Arial" w:cs="Arial" w:eastAsia="Arial" w:hAnsi="Arial"/>
@@ -1835,7 +1835,7 @@
         </w:rPr>
         <w:t xml:space="preserve">). To view a copy of this license, visit </w:t>
       </w:r>
-      <w:hyperlink w:history="1" r:id="rIdvrwyj-qz8sqkbbas6ubpn">
+      <w:hyperlink w:history="1" r:id="rIdkav-ioglndvcgkszfrcrj">
         <w:r>
           <w:rPr>
             <w:rFonts w:ascii="Arial" w:cs="Arial" w:eastAsia="Arial" w:hAnsi="Arial"/>

--- a/data/outputs/v2/Essential_Mathematics/SS3.1_Statistics_1/Essential_Mathematics_Statistics_1_SummaryTable.docx
+++ b/data/outputs/v2/Essential_Mathematics/SS3.1_Statistics_1/Essential_Mathematics_Statistics_1_SummaryTable.docx
@@ -1795,7 +1795,7 @@
         </w:rPr>
         <w:t xml:space="preserve">© 2026 SeaVuria and ARES. This work is licensed under a </w:t>
       </w:r>
-      <w:hyperlink w:history="1" r:id="rIdrhz5_5mpk-iswr4pwalsp">
+      <w:hyperlink w:history="1" r:id="rIdeimen5lgm1hpgqwjat1d4">
         <w:r>
           <w:rPr>
             <w:rFonts w:ascii="Arial" w:cs="Arial" w:eastAsia="Arial" w:hAnsi="Arial"/>
@@ -1815,7 +1815,7 @@
         </w:rPr>
         <w:t xml:space="preserve"> (</w:t>
       </w:r>
-      <w:hyperlink w:history="1" r:id="rId7fxvcjd7r3-z_xmxgnwe1">
+      <w:hyperlink w:history="1" r:id="rId9pwsdk423vfthvf-li1gd">
         <w:r>
           <w:rPr>
             <w:rFonts w:ascii="Arial" w:cs="Arial" w:eastAsia="Arial" w:hAnsi="Arial"/>
@@ -1835,7 +1835,7 @@
         </w:rPr>
         <w:t xml:space="preserve">). To view a copy of this license, visit </w:t>
       </w:r>
-      <w:hyperlink w:history="1" r:id="rIdkav-ioglndvcgkszfrcrj">
+      <w:hyperlink w:history="1" r:id="rIdkjmrzj9t6yutnyjdvk7ce">
         <w:r>
           <w:rPr>
             <w:rFonts w:ascii="Arial" w:cs="Arial" w:eastAsia="Arial" w:hAnsi="Arial"/>

--- a/data/outputs/v2/Essential_Mathematics/SS3.1_Statistics_1/Essential_Mathematics_Statistics_1_SummaryTable.docx
+++ b/data/outputs/v2/Essential_Mathematics/SS3.1_Statistics_1/Essential_Mathematics_Statistics_1_SummaryTable.docx
@@ -227,7 +227,7 @@
                 <w:sz w:val="18"/>
                 <w:szCs w:val="18"/>
               </w:rPr>
-              <w:t xml:space="preserve">DRIVING QUESTION: How can we turn raw data from our school and community into statistics and graphs that help Mama Wanjiku — and other Kenyan decision-makers — solve real problems?</w:t>
+              <w:t xml:space="preserve">DRIVING QUESTION: How can we turn a messy list of data from our school into clear evidence that helps our principal make a fair decision?</w:t>
             </w:r>
           </w:p>
         </w:tc>
@@ -532,7 +532,7 @@
                 <w:sz w:val="18"/>
                 <w:szCs w:val="18"/>
               </w:rPr>
-              <w:t xml:space="preserve">What Is the Data Telling Us? — Launching the Canteen Queue Puzzle</w:t>
+              <w:t xml:space="preserve">Whose Claim Is Right? Launching the Principal's Problem</w:t>
             </w:r>
           </w:p>
         </w:tc>
@@ -564,7 +564,7 @@
                 <w:sz w:val="18"/>
                 <w:szCs w:val="18"/>
               </w:rPr>
-              <w:t xml:space="preserve">Learners examined a raw list of 30 meal orders from Mama Wanjiku's canteen and experienced firsthand how difficult it is to answer simple questions (which meal is most popular? how many ugali orders?) from unorganised data — even when they were allowed to count freely. Different groups reached different totals for the same list.</w:t>
+              <w:t xml:space="preserve">What did we observe? We collected 40 responses from Grade 10 Green about main travel mode (Walk, Matatu, Boda boda, Bicycle, Private car, School bus), saw three conflicting claims from Atieno, Brian and Zawadi, and found the long raw list was hard to use to say who is right.</w:t>
             </w:r>
           </w:p>
         </w:tc>
@@ -596,7 +596,7 @@
                 <w:sz w:val="18"/>
                 <w:szCs w:val="18"/>
               </w:rPr>
-              <w:t xml:space="preserve">Raw data is essentially invisible information. A frequency distribution table — built using tally marks — organises data so that patterns (such as ugali being the most popular meal) become immediately visible and verifiable. Key vocabulary introduced: raw data, tally, frequency, frequency distribution table.</w:t>
+              <w:t xml:space="preserve">What did we learn? Raw data is an unorganised list; a claim needs evidence; a long list does not settle an argument by itself, and one class is not the whole school.</w:t>
             </w:r>
           </w:p>
         </w:tc>
@@ -628,7 +628,7 @@
                 <w:sz w:val="18"/>
                 <w:szCs w:val="18"/>
               </w:rPr>
-              <w:t xml:space="preserve">Mama Wanjiku's memory-based guessing fails because the human mind cannot reliably track and compare frequencies across many transactions without a systematic recording tool. The frequency distribution table is the first step in transforming raw data into a decision-making tool — exactly what Mama Wanjiku needs to know how much of each meal to cook each day.</w:t>
+              <w:t xml:space="preserve">How can we explain it so far? We have data but not yet evidence for Mr Otieno because the list is unorganised. We predict that organising and showing the data will make the answer clearer, but we still need to find out how, and which summary or graph to trust.</w:t>
             </w:r>
           </w:p>
         </w:tc>
@@ -681,7 +681,7 @@
                 <w:sz w:val="18"/>
                 <w:szCs w:val="18"/>
               </w:rPr>
-              <w:t xml:space="preserve">From Chaos to Clarity: Collecting Raw Data to Help Mama Wanjiku</w:t>
+              <w:t xml:space="preserve">Tally and Frequency Tables: Making Sense of the 40 Responses</w:t>
             </w:r>
           </w:p>
         </w:tc>
@@ -713,7 +713,7 @@
                 <w:sz w:val="18"/>
                 <w:szCs w:val="18"/>
               </w:rPr>
-              <w:t xml:space="preserve">Learners examined a 'raw data wall' of 120 unsorted meal choices from Mama Wanjiku's canteen and attempted to count ugali entries from a 30-item data strip — experiencing first-hand how unorganised data leads to inconsistent and unreliable counts.</w:t>
+              <w:t xml:space="preserve">We tallied the 40 raw responses from Grade 10 Green and got Walk 14, Matatu 12, Boda boda 4, Bicycle 3, Private car 3, School bus 4, which add to 40. Percentages are Walk 35%, Matatu 30%, Boda boda 10%, Bicycle 7.5%, Private car 7.5%, School bus 10%. For the 30 trees in the Lakeview compound we got Grevillea 12, Cypress 8, Eucalyptus 6, Neem 4.</w:t>
             </w:r>
           </w:p>
         </w:tc>
@@ -745,7 +745,7 @@
                 <w:sz w:val="18"/>
                 <w:szCs w:val="18"/>
               </w:rPr>
-              <w:t xml:space="preserve">Ungrouped (raw) data is a list of individual data entries that has not yet been sorted or counted. A tally sheet organises data collection by using tally marks against pre-defined categories, making counting faster, more accurate, and reproducible. Designing a good tally sheet requires mutually exclusive categories and a clear research question.</w:t>
+              <w:t xml:space="preserve">A frequency table has the columns Category (or Value), Tally and Frequency. Tally marks are grouped in fives, and the frequencies must add up to the total number of responses. Percentage = f / n x 100. Categorical data (travel mode, tree type) and discrete data (counts such as siblings) can both be organised this way.</w:t>
             </w:r>
           </w:p>
         </w:tc>
@@ -777,7 +777,7 @@
                 <w:sz w:val="18"/>
                 <w:szCs w:val="18"/>
               </w:rPr>
-              <w:t xml:space="preserve">Groups designed and used their own tally sheets to collect at least 30 real data entries from classmates on a school-relevant question (favourite meal, transport mode, or sport). They connected this process directly to Mama Wanjiku's problem: she never had a tally sheet — she relied on memory — which is why her guesses about meal popularity were so wrong.</w:t>
+              <w:t xml:space="preserve">The raw list could not settle the argument, but the table shows Walk (14 of 40, 35%) is the largest group and Matatu (12 of 40, 30%) is second. Neither is more than half, so 'almost everyone walks' and 'most come by matatu' are both wrong, although together they make 26 of 40, which is 65%. Only 4 of 40 use the school bus and 3 of 40 cycle. The table cannot settle Zawadi's claim about the single 14-seater school bus, and one class is a small sample, so we need typical values, graphs and whole-school data before advising Mr Otieno.</w:t>
             </w:r>
           </w:p>
         </w:tc>
@@ -830,7 +830,7 @@
                 <w:sz w:val="18"/>
                 <w:szCs w:val="18"/>
               </w:rPr>
-              <w:t xml:space="preserve">Finding the Middle Ground — Mean, Mode and Median for Mama Wanjiku</w:t>
+              <w:t xml:space="preserve">Typical Value: Mode and Mean</w:t>
             </w:r>
           </w:p>
         </w:tc>
@@ -862,7 +862,7 @@
                 <w:sz w:val="18"/>
                 <w:szCs w:val="18"/>
               </w:rPr>
-              <w:t xml:space="preserve">Learners observed that the five daily ugali sales totals (54, 60, 57, 60, 59) are not all the same — they vary from day to day — and that the number 60 appears twice, making it stand out as the most common (peak) day. They also observed that ordering the data (54, 57, 59, 60, 60) makes both the middle value and the repeated value immediately visible.</w:t>
+              <w:t xml:space="preserve">The travel table has its highest frequency at Walk (14 of 40, 35%). The siblings table has its highest frequency at 2 siblings (12 of 40). Adding an fx column gives Σfx = 83 for Σf = 40.</w:t>
             </w:r>
           </w:p>
         </w:tc>
@@ -894,7 +894,7 @@
                 <w:sz w:val="18"/>
                 <w:szCs w:val="18"/>
               </w:rPr>
-              <w:t xml:space="preserve">Three measures of central tendency summarise ungrouped data in different but complementary ways: the MEAN (290 ÷ 5 = 58) gives the mathematical average; the MODE (60) identifies the most frequently occurring value; and the MEDIAN — found at position (n+1)/2 = 3rd value = 59 — gives the middle value of the ordered dataset. Each measure answers Mama Wanjiku's planning question slightly differently: mean gives a balanced daily target, mode reveals the peak demand day, and median offers a robust middle estimate.</w:t>
+              <w:t xml:space="preserve">The mode is the value or category with the highest frequency and works for categories and numbers. The mean = Σfx ÷ Σf and works only for numbers. Mean of siblings = 83 ÷ 40 = 2.075, about 2.1 siblings; mode = 2. Travel mode: Walk is the mode but is not a majority.</w:t>
             </w:r>
           </w:p>
         </w:tc>
@@ -926,7 +926,7 @@
                 <w:sz w:val="18"/>
                 <w:szCs w:val="18"/>
               </w:rPr>
-              <w:t xml:space="preserve">Mama Wanjiku's memory-based guesses failed because human memory tends to anchor on recent or dramatic events rather than calculating a true average across all days. The mean of 58 portions per day is a precise, reproducible number — derived from the full week's evidence — that removes the distortion of memory. The mode of 60 further reveals that on the most common type of day she needs even more portions than the mean suggests. Together, these statistics transform the noisy, unorganised raw data from Lesson 2 into a concrete, mathematically justified daily cooking target — exactly the kind of decision-support tool that Mama Wanjiku, and any community decision-maker, needs.</w:t>
+              <w:t xml:space="preserve">The typical Grade 10 Green learner walks to school and has about 2 siblings. The mean (2.1) need not be a whole number because it is a fair share. These summaries describe only this one class, so they are not enough alone to support a decision by Mr Otieno; we need to know when each measure is the best choice (Lesson 4).</w:t>
             </w:r>
           </w:p>
         </w:tc>
@@ -979,7 +979,7 @@
                 <w:sz w:val="18"/>
                 <w:szCs w:val="18"/>
               </w:rPr>
-              <w:t xml:space="preserve">From Chaos to Clarity: Building Frequency Distribution Tables</w:t>
+              <w:t xml:space="preserve">Median and Choosing the Best Measure</w:t>
             </w:r>
           </w:p>
         </w:tc>
@@ -1011,7 +1011,7 @@
                 <w:sz w:val="18"/>
                 <w:szCs w:val="18"/>
               </w:rPr>
-              <w:t xml:space="preserve">We observed that when we sorted our raw list of 120 canteen meal orders into a frequency distribution table — listing each meal and tallying how many times it appeared — the data stopped looking like noise and started showing a clear pattern. In every group's table, ugali with sukuma wiki had the highest frequency (around 55–60 out of 120), while githeri had the lowest. The same pattern appeared in the transport data the teacher modelled: once tallied, the most and least common modes of transport became immediately obvious.</w:t>
+              <w:t xml:space="preserve">We ordered the siblings data and found the 20th and 21st values both equal 2, so the median is 2 siblings (mean 2.1, mode 2). We ordered the 7 Eldoret club 800 m times and found the median 106 s, the mode 105 s and the mean 109.3 s; without the 130 s time the mean of the other six is 105.8 s.</w:t>
             </w:r>
           </w:p>
         </w:tc>
@@ -1043,7 +1043,7 @@
                 <w:sz w:val="18"/>
                 <w:szCs w:val="18"/>
               </w:rPr>
-              <w:t xml:space="preserve">We learned that a frequency distribution table organises ungrouped raw data by recording each possible value and its frequency (how often it occurs), using tally marks grouped in fives for easy counting. The sum of all frequencies must equal the total number of data entries — this is our accuracy check. Organisation reveals patterns that are invisible in a raw list, and it was this kind of organisation that Mama Wanjiku was missing when she relied on memory alone.</w:t>
+              <w:t xml:space="preserve">The median is the middle value of ordered data (for odd n the ((n+1)/2)th value; for even n the mean of the two middle values). One very large or small value (an outlier) pulls the mean but hardly moves the median. For categories such as travel mode only the mode (Walk, 14 of 40) can be used.</w:t>
             </w:r>
           </w:p>
         </w:tc>
@@ -1075,7 +1075,7 @@
                 <w:sz w:val="18"/>
                 <w:szCs w:val="18"/>
               </w:rPr>
-              <w:t xml:space="preserve">We can now explain why Mama Wanjiku's memory-based guesses failed: she was trying to process 120 individual orders mentally, without any system for counting or recording. A frequency distribution table does what memory cannot — it counts every single entry without bias, groups them by category, and displays the pattern clearly. With a completed table, Mama Wanjiku can see at a glance that she needs roughly 58 portions of ugali with sukuma wiki every day and far fewer portions of githeri, allowing her to order ingredients accurately, reduce waste, and ensure every learner gets served. The table does not yet tell us what a 'typical' day looks like as a single number — that is the question we carry into Lesson 5.</w:t>
+              <w:t xml:space="preserve">The mean, median and mode agree for the siblings data because it is evenly spread, but they differ for the runner times because one slow time (130 s) pulls the mean up. So the best summary depends on the type of data and the question. For Mr Otieno this means choosing and explaining the measure honestly, and remembering that these data are from only one class.</w:t>
             </w:r>
           </w:p>
         </w:tc>
@@ -1128,7 +1128,7 @@
                 <w:sz w:val="18"/>
                 <w:szCs w:val="18"/>
               </w:rPr>
-              <w:t xml:space="preserve">Picture This — Representing Mama Wanjiku's Data as Bar Graphs, Line Graphs and Pie Charts</w:t>
+              <w:t xml:space="preserve">Bar graphs and line graphs: which picture fits which data?</w:t>
             </w:r>
           </w:p>
         </w:tc>
@@ -1160,7 +1160,7 @@
                 <w:sz w:val="18"/>
                 <w:szCs w:val="18"/>
               </w:rPr>
-              <w:t xml:space="preserve">Learners constructed three graphs from Mama Wanjiku's canteen frequency data — a bar graph showing meal popularity, a pie chart showing the proportion each meal represents out of 150 total orders, and a line graph showing daily ugali sales across Monday to Friday. In the gallery walk they observed that different graph types made different patterns visible: the bar graph made size comparisons easy, the pie chart communicated proportions (ugali = 37%), and the line graph was the only one to reveal the time-based trend in ugali demand.</w:t>
+              <w:t xml:space="preserve">Bar graph of travel: Walk 14, Matatu 12, Boda boda 4, Bicycle 3, Private car 3, School bus 4 (total 40), with the tallest bar for Walk. Line graph of Mama Achieng's mandazi sales: Mon 40, Tue 45, Wed 42, Thu 50, Fri 65, Sat 30, Sun 20, peaking on Friday and falling to Sunday.</w:t>
             </w:r>
           </w:p>
         </w:tc>
@@ -1192,7 +1192,7 @@
                 <w:sz w:val="18"/>
                 <w:szCs w:val="18"/>
               </w:rPr>
-              <w:t xml:space="preserve">A bar graph uses bar heights to compare frequencies between categories and is ideal for showing which canteen meal is most or least popular. A pie chart uses sector angles — calculated as (frequency ÷ total) × 360° — to show each category as a proportion of the whole, making it clear that ugali accounts for 37% of all orders. A line graph connects plotted data points across a time sequence and is the only graph type that can show whether ugali demand is rising, falling or stable across the school week. The choice of graph type depends on the question being asked, not personal preference.</w:t>
+              <w:t xml:space="preserve">A bar graph suits categories, with separate equal-width bars and a frequency axis starting at 0. A line graph suits change over time, with time on the horizontal axis and points joined by straight lines. Both need labelled axes and a title.</w:t>
             </w:r>
           </w:p>
         </w:tc>
@@ -1224,7 +1224,7 @@
                 <w:sz w:val="18"/>
                 <w:szCs w:val="18"/>
               </w:rPr>
-              <w:t xml:space="preserve">Mama Wanjiku's memory-based guesses failed because the human mind cannot accurately track frequency, proportion and time-trend simultaneously across hundreds of transactions. Each graph type makes one of those three dimensions instantly visible: the bar graph would have shown her at a glance that githeri is ordered four times less often than ugali; the pie chart would have shown that nearly two in every five orders are for ugali; and the line graph would have confirmed that ugali demand is consistently high every day of the week, not randomly variable. Together, these three visual tools transform the same frequency table into three different decision-making instruments — exactly the kind of organised, trustworthy information that Mama Wanjiku was missing when she ran out of ugali and was left with unsold githeri.</w:t>
+              <w:t xml:space="preserve">The same table of travel data becomes clear evidence in a bar graph: Walk is 14 of 40 (35%) and Matatu is 12 of 40 (30%), so neither claim shows a majority, though together they are 65%. Bicycle (3 of 40) gives little support for a shed. We should choose the graph that matches the data type, and collect whole-school data before deciding on the bus or lunch serving.</w:t>
             </w:r>
           </w:p>
         </w:tc>
@@ -1277,7 +1277,7 @@
                 <w:sz w:val="18"/>
                 <w:szCs w:val="18"/>
               </w:rPr>
-              <w:t xml:space="preserve">Measures of Central Tendency: Mean and Mode — Finding the 'Typical' Meal for Mama Wanjiku</w:t>
+              <w:t xml:space="preserve">Pie charts: turning frequencies into angles</w:t>
             </w:r>
           </w:p>
         </w:tc>
@@ -1309,7 +1309,7 @@
                 <w:sz w:val="18"/>
                 <w:szCs w:val="18"/>
               </w:rPr>
-              <w:t xml:space="preserve">Mama Wanjiku's five-day ugali sales data (54, 60, 57, 60, 59 portions) and Kericho monthly rainfall figures (Jan–Jun) — both presented as raw lists of ungrouped values.</w:t>
+              <w:t xml:space="preserve">We observed that the 40 travel responses can be shown as a pie chart: Walk 126 degrees, Matatu 108 degrees, Boda boda 36 degrees, Bicycle 27 degrees, Private car 27 degrees and School bus 36 degrees, which add up to 360 degrees. Walk takes 14 of 40 learners (35%) and Matatu 12 of 40 (30%), so together 65%, but neither is more than half the circle. We also drew the Wanjiru family budget of KSh 30,000 (Food 144, Rent 90, School fees 54, Transport 36, Savings 36 = 360).</w:t>
             </w:r>
           </w:p>
         </w:tc>
@@ -1341,7 +1341,7 @@
                 <w:sz w:val="18"/>
                 <w:szCs w:val="18"/>
               </w:rPr>
-              <w:t xml:space="preserve">The mean (sum ÷ number of values = 290 ÷ 5 = 58) and the mode (most frequent value = 60) are two different numerical summaries of the same data set; each answers a slightly different question about what is 'typical,' and mode only works meaningfully when values repeat.</w:t>
+              <w:t xml:space="preserve">We learned that angle = f / n x 360, that each learner in our class is worth 9 degrees, that the angles of a pie chart must add up to 360, and that a pie chart shows each part as a share of the whole while a bar graph shows exact counts and is better for comparing close values.</w:t>
             </w:r>
           </w:p>
         </w:tc>
@@ -1373,7 +1373,7 @@
                 <w:sz w:val="18"/>
                 <w:szCs w:val="18"/>
               </w:rPr>
-              <w:t xml:space="preserve">Mean and mode are both measures of central tendency for ungrouped data. They can give different answers because mean accounts for the size of every value while mode counts only frequency of occurrence. For Mama Wanjiku, mode (60) tells her the most common single-day demand, making it useful for daily stock ordering, while mean (58) smooths out day-to-day variation, making it useful for weekly budgeting. The Kericho rainfall data (mean = 147.5 mm/month, no mode) shows that mode is most powerful for discrete data where repetition occurs — and that a third measure of central tendency (median) may sometimes be needed.</w:t>
+              <w:t xml:space="preserve">We can explain that the pie chart helps Mr Otieno see at a glance that walking and matatu are the biggest groups but neither is the majority, and that only 3 of 40 (7.5%) cycle, so this class gives little support for a bicycle shed. Because this is only one class, we advise collecting the same data from the whole school before deciding on the bus or second lunch serving.</w:t>
             </w:r>
           </w:p>
         </w:tc>
@@ -1426,7 +1426,7 @@
                 <w:sz w:val="18"/>
                 <w:szCs w:val="18"/>
               </w:rPr>
-              <w:t xml:space="preserve">The Middle Value: Median — Finding the Centre of Mama Wanjiku's Data</w:t>
+              <w:t xml:space="preserve">Reading Graphs Critically and Using Digital Tools</w:t>
             </w:r>
           </w:p>
         </w:tc>
@@ -1458,7 +1458,7 @@
                 <w:sz w:val="18"/>
                 <w:szCs w:val="18"/>
               </w:rPr>
-              <w:t xml:space="preserve">Learners physically ordered 7 daily ugali-portion values from Mama Wanjiku's canteen data using a Human Number Line activity, and identified the middle value (58). They then observed what happens when an 8th value (56) is added, creating an even-numbered dataset with two middle values (57 and 58), requiring them to calculate the average (57.5). They observed that the median barely changed when the sports-day outlier of 92 portions was added to the dataset.</w:t>
+              <w:t xml:space="preserve">We observed that the same travel data looked very different on two bar graphs: with the axis starting at 0, Walk (14) is about 4.7 times Bicycle (3); with the axis starting at 2, Walk looked 12 times Bicycle. We also read the pie chart and the mandazi line graph, and recreated the travel graphs on a spreadsheet or app.</w:t>
             </w:r>
           </w:p>
         </w:tc>
@@ -1490,7 +1490,7 @@
                 <w:sz w:val="18"/>
                 <w:szCs w:val="18"/>
               </w:rPr>
-              <w:t xml:space="preserve">Learners learned that the MEDIAN is the middle value of a dataset that has been arranged in ascending (or descending) order. For an odd number of values (n), the median is at position (n+1)/2. For an even number of values, the median is the average of the two middle values. The median is a ROBUST measure — unlike the mean, it is not significantly affected by extreme values (outliers) such as an unusually busy sports-day at the canteen. For Mama Wanjiku's 7-day ugali data, the median is 57 portions per day.</w:t>
+              <w:t xml:space="preserve">We learned to read exact values from bar graphs, pie charts and line graphs, to support every conclusion with a number, and to check a graph for a frequency axis that starts at 0, equal steps, labels, a title and pie angles that add to 360. We also learned that one class cannot speak for the whole school.</w:t>
             </w:r>
           </w:p>
         </w:tc>
@@ -1522,7 +1522,7 @@
                 <w:sz w:val="18"/>
                 <w:szCs w:val="18"/>
               </w:rPr>
-              <w:t xml:space="preserve">Learners explained that Mama Wanjiku's memory-based guesses failed partly because her memory was anchored to the most vivid or extreme days (like sports day with 92 portions), which is analogous to the mean being pulled upward by outliers. The median gives a more reliable daily planning target (57 portions) because it reflects the true MIDDLE of her typical trading days, unaffected by exceptional events. Learners updated their cumulative Statistical Models with the median arrow and wrote personalised two-sentence recommendations to Mama Wanjiku, integrating mean, mode, and median into a coherent statistical argument.</w:t>
+              <w:t xml:space="preserve">A misleading graph changes how the data looks, not the data itself. Honest graphs of the travel data show Walk 14 of 40 (35%) and Matatu 12 of 40 (30%), together 65%, and only 3 of 40 (7.5%) cycling, so the class gives little support for a bicycle shed. Mr Otieno should trust a graph only after checking its axis and scale, and should collect whole-school data before deciding on the bus or lunch serving.</w:t>
             </w:r>
           </w:p>
         </w:tc>
@@ -1575,7 +1575,7 @@
                 <w:sz w:val="18"/>
                 <w:szCs w:val="18"/>
               </w:rPr>
-              <w:t xml:space="preserve">The Full Picture — Final Explanation: Giving Mama Wanjiku a Complete Statistical Report</w:t>
+              <w:t xml:space="preserve">Project: Evidence for the Principal</w:t>
             </w:r>
           </w:p>
         </w:tc>
@@ -1607,7 +1607,7 @@
                 <w:sz w:val="18"/>
                 <w:szCs w:val="18"/>
               </w:rPr>
-              <w:t xml:space="preserve">Learners observed the complete contrast between the original raw, unorganised list of 120 canteen meal orders from Lesson 1 and their fully built statistical model from Lessons 1–7, seeing in a single side-by-side comparison exactly how each tool (tally sheet → frequency table → mean/mode/median → graphs) added a layer of organisation, summarisation or visualisation to transform invisible data into an actionable recommendation for Mama Wanjiku.</w:t>
+              <w:t xml:space="preserve">What did you observe? Write what the raw list of 40 responses looked like, and what the frequency table, bar graph and pie chart for Grade 10 Green showed (Walk 14, Matatu 12, Boda boda 4, Bicycle 3, Private car 3, School bus 4), including the mean, median and mode of the runner times.</w:t>
             </w:r>
           </w:p>
         </w:tc>
@@ -1639,7 +1639,7 @@
                 <w:sz w:val="18"/>
                 <w:szCs w:val="18"/>
               </w:rPr>
-              <w:t xml:space="preserve">Learners consolidated that frequency distribution tables, mean, mode, median, bar graphs, line graphs and pie charts are not isolated skills but a coherent, sequential statistical process: raw data must first be organised (frequency table), then numerically summarised (measures of central tendency), then visually represented (graphs), before any evidence-based decision can be made. They also learned that the same process scales beyond Mama Wanjiku's canteen to any real Kenyan decision-maker — a maize farmer in the Rift Valley, a matatu operator in Nairobi, a nurse tracking disease cases near Lake Victoria — who needs to transform raw data into knowledge.</w:t>
+              <w:t xml:space="preserve">What did you learn? Explain how organising, summarising and displaying data turns a messy list into evidence, why neither 'almost everyone walks' nor 'most come by matatu' is right, and why the best summary or graph depends on the data and the question.</w:t>
             </w:r>
           </w:p>
         </w:tc>
@@ -1671,7 +1671,7 @@
                 <w:sz w:val="18"/>
                 <w:szCs w:val="18"/>
               </w:rPr>
-              <w:t xml:space="preserve">The anchoring phenomenon is now fully explained: Mama Wanjiku's memory-based guesses failed because raw, unorganised data is essentially invisible information — the human memory cannot reliably detect statistical patterns across 120 data points without systematic tools. A frequency distribution table made the pattern visible; measures of central tendency gave her a specific, defensible planning target (prepare approximately 57–60 portions of ugali per day); and graphs allowed her to communicate the finding to others at a glance. The Canteen Queue Puzzle is solved — and the statistical toolkit that solved it is the same one that can be applied to any data-rich problem in Kenyan community life.</w:t>
+              <w:t xml:space="preserve">How can you explain the answer to the driving question? Write your Final Explanation for Mr Otieno: what the evidence says about the bicycle shed, school bus and lunch serving, and why he should collect whole-school data before deciding.</w:t>
             </w:r>
           </w:p>
         </w:tc>
@@ -1795,7 +1795,7 @@
         </w:rPr>
         <w:t xml:space="preserve">© 2026 SeaVuria and ARES. This work is licensed under a </w:t>
       </w:r>
-      <w:hyperlink w:history="1" r:id="rIdeimen5lgm1hpgqwjat1d4">
+      <w:hyperlink w:history="1" r:id="rIdipxcid8u-lixtkkc9-1zb">
         <w:r>
           <w:rPr>
             <w:rFonts w:ascii="Arial" w:cs="Arial" w:eastAsia="Arial" w:hAnsi="Arial"/>
@@ -1815,7 +1815,7 @@
         </w:rPr>
         <w:t xml:space="preserve"> (</w:t>
       </w:r>
-      <w:hyperlink w:history="1" r:id="rId9pwsdk423vfthvf-li1gd">
+      <w:hyperlink w:history="1" r:id="rIdkotlf9ong_fdcfj_geo6g">
         <w:r>
           <w:rPr>
             <w:rFonts w:ascii="Arial" w:cs="Arial" w:eastAsia="Arial" w:hAnsi="Arial"/>
@@ -1835,7 +1835,7 @@
         </w:rPr>
         <w:t xml:space="preserve">). To view a copy of this license, visit </w:t>
       </w:r>
-      <w:hyperlink w:history="1" r:id="rIdkjmrzj9t6yutnyjdvk7ce">
+      <w:hyperlink w:history="1" r:id="rIdp55qgh9_dicescczgq16k">
         <w:r>
           <w:rPr>
             <w:rFonts w:ascii="Arial" w:cs="Arial" w:eastAsia="Arial" w:hAnsi="Arial"/>

--- a/data/outputs/v2/Essential_Mathematics/SS3.1_Statistics_1/Essential_Mathematics_Statistics_1_SummaryTable.docx
+++ b/data/outputs/v2/Essential_Mathematics/SS3.1_Statistics_1/Essential_Mathematics_Statistics_1_SummaryTable.docx
@@ -1795,7 +1795,7 @@
         </w:rPr>
         <w:t xml:space="preserve">© 2026 SeaVuria and ARES. This work is licensed under a </w:t>
       </w:r>
-      <w:hyperlink w:history="1" r:id="rIdipxcid8u-lixtkkc9-1zb">
+      <w:hyperlink w:history="1" r:id="rIdmqiftq3ntoh4vyiyh5ulj">
         <w:r>
           <w:rPr>
             <w:rFonts w:ascii="Arial" w:cs="Arial" w:eastAsia="Arial" w:hAnsi="Arial"/>
@@ -1815,7 +1815,7 @@
         </w:rPr>
         <w:t xml:space="preserve"> (</w:t>
       </w:r>
-      <w:hyperlink w:history="1" r:id="rIdkotlf9ong_fdcfj_geo6g">
+      <w:hyperlink w:history="1" r:id="rIdcy1_z6d3ndb7xbl2jow_c">
         <w:r>
           <w:rPr>
             <w:rFonts w:ascii="Arial" w:cs="Arial" w:eastAsia="Arial" w:hAnsi="Arial"/>
@@ -1835,7 +1835,7 @@
         </w:rPr>
         <w:t xml:space="preserve">). To view a copy of this license, visit </w:t>
       </w:r>
-      <w:hyperlink w:history="1" r:id="rIdp55qgh9_dicescczgq16k">
+      <w:hyperlink w:history="1" r:id="rIdyvrvnwfbn3q_k1qadcuoy">
         <w:r>
           <w:rPr>
             <w:rFonts w:ascii="Arial" w:cs="Arial" w:eastAsia="Arial" w:hAnsi="Arial"/>

--- a/data/outputs/v2/Essential_Mathematics/SS3.1_Statistics_1/Essential_Mathematics_Statistics_1_SummaryTable.docx
+++ b/data/outputs/v2/Essential_Mathematics/SS3.1_Statistics_1/Essential_Mathematics_Statistics_1_SummaryTable.docx
@@ -4,6 +4,7 @@
   <w:body>
     <w:p>
       <w:pPr>
+        <w:keepNext w:val="false"/>
         <w:spacing w:after="30" w:before="0"/>
         <w:jc w:val="center"/>
       </w:pPr>
@@ -23,6 +24,7 @@
     </w:p>
     <w:p>
       <w:pPr>
+        <w:keepNext w:val="false"/>
         <w:spacing w:after="60" w:before="0"/>
         <w:jc w:val="center"/>
       </w:pPr>
@@ -81,6 +83,7 @@
           </w:tcPr>
           <w:p>
             <w:pPr>
+              <w:keepNext w:val="false"/>
               <w:spacing w:after="40" w:before="0"/>
               <w:jc w:val="center"/>
             </w:pPr>
@@ -115,6 +118,7 @@
           </w:tcPr>
           <w:p>
             <w:pPr>
+              <w:keepNext w:val="false"/>
               <w:spacing w:after="40" w:before="0"/>
               <w:jc w:val="left"/>
             </w:pPr>
@@ -147,6 +151,7 @@
           </w:tcPr>
           <w:p>
             <w:pPr>
+              <w:keepNext w:val="false"/>
               <w:spacing w:after="40" w:before="0"/>
               <w:jc w:val="left"/>
             </w:pPr>
@@ -181,6 +186,7 @@
           </w:tcPr>
           <w:p>
             <w:pPr>
+              <w:keepNext w:val="false"/>
               <w:spacing w:after="40" w:before="0"/>
               <w:jc w:val="left"/>
             </w:pPr>
@@ -213,6 +219,7 @@
           </w:tcPr>
           <w:p>
             <w:pPr>
+              <w:keepNext w:val="false"/>
               <w:spacing w:after="40" w:before="0"/>
               <w:jc w:val="left"/>
             </w:pPr>
@@ -273,6 +280,7 @@
           </w:tcPr>
           <w:p>
             <w:pPr>
+              <w:keepNext w:val="false"/>
               <w:spacing w:after="40" w:before="0"/>
               <w:jc w:val="center"/>
             </w:pPr>
@@ -307,6 +315,7 @@
           </w:tcPr>
           <w:p>
             <w:pPr>
+              <w:keepNext w:val="false"/>
               <w:spacing w:after="40" w:before="0"/>
               <w:jc w:val="left"/>
             </w:pPr>
@@ -369,6 +378,7 @@
           </w:tcPr>
           <w:p>
             <w:pPr>
+              <w:keepNext w:val="false"/>
               <w:spacing w:after="40" w:before="0"/>
               <w:jc w:val="left"/>
             </w:pPr>
@@ -401,6 +411,7 @@
           </w:tcPr>
           <w:p>
             <w:pPr>
+              <w:keepNext w:val="false"/>
               <w:spacing w:after="40" w:before="0"/>
               <w:jc w:val="left"/>
             </w:pPr>
@@ -433,6 +444,7 @@
           </w:tcPr>
           <w:p>
             <w:pPr>
+              <w:keepNext w:val="false"/>
               <w:spacing w:after="40" w:before="0"/>
               <w:jc w:val="left"/>
             </w:pPr>
@@ -465,6 +477,7 @@
           </w:tcPr>
           <w:p>
             <w:pPr>
+              <w:keepNext w:val="false"/>
               <w:spacing w:after="40" w:before="0"/>
               <w:jc w:val="left"/>
             </w:pPr>
@@ -499,6 +512,7 @@
           </w:tcPr>
           <w:p>
             <w:pPr>
+              <w:keepNext w:val="false"/>
               <w:spacing w:after="40" w:before="0"/>
               <w:jc w:val="left"/>
             </w:pPr>
@@ -518,6 +532,7 @@
           </w:p>
           <w:p>
             <w:pPr>
+              <w:keepNext w:val="false"/>
               <w:spacing w:after="40" w:before="0"/>
               <w:jc w:val="left"/>
             </w:pPr>
@@ -550,6 +565,7 @@
           </w:tcPr>
           <w:p>
             <w:pPr>
+              <w:keepNext w:val="false"/>
               <w:spacing w:after="40" w:before="0"/>
               <w:jc w:val="left"/>
             </w:pPr>
@@ -582,6 +598,7 @@
           </w:tcPr>
           <w:p>
             <w:pPr>
+              <w:keepNext w:val="false"/>
               <w:spacing w:after="40" w:before="0"/>
               <w:jc w:val="left"/>
             </w:pPr>
@@ -614,6 +631,7 @@
           </w:tcPr>
           <w:p>
             <w:pPr>
+              <w:keepNext w:val="false"/>
               <w:spacing w:after="40" w:before="0"/>
               <w:jc w:val="left"/>
             </w:pPr>
@@ -648,6 +666,7 @@
           </w:tcPr>
           <w:p>
             <w:pPr>
+              <w:keepNext w:val="false"/>
               <w:spacing w:after="40" w:before="0"/>
               <w:jc w:val="left"/>
             </w:pPr>
@@ -667,6 +686,7 @@
           </w:p>
           <w:p>
             <w:pPr>
+              <w:keepNext w:val="false"/>
               <w:spacing w:after="40" w:before="0"/>
               <w:jc w:val="left"/>
             </w:pPr>
@@ -699,6 +719,7 @@
           </w:tcPr>
           <w:p>
             <w:pPr>
+              <w:keepNext w:val="false"/>
               <w:spacing w:after="40" w:before="0"/>
               <w:jc w:val="left"/>
             </w:pPr>
@@ -731,6 +752,7 @@
           </w:tcPr>
           <w:p>
             <w:pPr>
+              <w:keepNext w:val="false"/>
               <w:spacing w:after="40" w:before="0"/>
               <w:jc w:val="left"/>
             </w:pPr>
@@ -763,6 +785,7 @@
           </w:tcPr>
           <w:p>
             <w:pPr>
+              <w:keepNext w:val="false"/>
               <w:spacing w:after="40" w:before="0"/>
               <w:jc w:val="left"/>
             </w:pPr>
@@ -797,6 +820,7 @@
           </w:tcPr>
           <w:p>
             <w:pPr>
+              <w:keepNext w:val="false"/>
               <w:spacing w:after="40" w:before="0"/>
               <w:jc w:val="left"/>
             </w:pPr>
@@ -816,6 +840,7 @@
           </w:p>
           <w:p>
             <w:pPr>
+              <w:keepNext w:val="false"/>
               <w:spacing w:after="40" w:before="0"/>
               <w:jc w:val="left"/>
             </w:pPr>
@@ -848,6 +873,7 @@
           </w:tcPr>
           <w:p>
             <w:pPr>
+              <w:keepNext w:val="false"/>
               <w:spacing w:after="40" w:before="0"/>
               <w:jc w:val="left"/>
             </w:pPr>
@@ -880,6 +906,7 @@
           </w:tcPr>
           <w:p>
             <w:pPr>
+              <w:keepNext w:val="false"/>
               <w:spacing w:after="40" w:before="0"/>
               <w:jc w:val="left"/>
             </w:pPr>
@@ -912,6 +939,7 @@
           </w:tcPr>
           <w:p>
             <w:pPr>
+              <w:keepNext w:val="false"/>
               <w:spacing w:after="40" w:before="0"/>
               <w:jc w:val="left"/>
             </w:pPr>
@@ -946,6 +974,7 @@
           </w:tcPr>
           <w:p>
             <w:pPr>
+              <w:keepNext w:val="false"/>
               <w:spacing w:after="40" w:before="0"/>
               <w:jc w:val="left"/>
             </w:pPr>
@@ -965,6 +994,7 @@
           </w:p>
           <w:p>
             <w:pPr>
+              <w:keepNext w:val="false"/>
               <w:spacing w:after="40" w:before="0"/>
               <w:jc w:val="left"/>
             </w:pPr>
@@ -997,6 +1027,7 @@
           </w:tcPr>
           <w:p>
             <w:pPr>
+              <w:keepNext w:val="false"/>
               <w:spacing w:after="40" w:before="0"/>
               <w:jc w:val="left"/>
             </w:pPr>
@@ -1029,6 +1060,7 @@
           </w:tcPr>
           <w:p>
             <w:pPr>
+              <w:keepNext w:val="false"/>
               <w:spacing w:after="40" w:before="0"/>
               <w:jc w:val="left"/>
             </w:pPr>
@@ -1061,6 +1093,7 @@
           </w:tcPr>
           <w:p>
             <w:pPr>
+              <w:keepNext w:val="false"/>
               <w:spacing w:after="40" w:before="0"/>
               <w:jc w:val="left"/>
             </w:pPr>
@@ -1095,6 +1128,7 @@
           </w:tcPr>
           <w:p>
             <w:pPr>
+              <w:keepNext w:val="false"/>
               <w:spacing w:after="40" w:before="0"/>
               <w:jc w:val="left"/>
             </w:pPr>
@@ -1114,6 +1148,7 @@
           </w:p>
           <w:p>
             <w:pPr>
+              <w:keepNext w:val="false"/>
               <w:spacing w:after="40" w:before="0"/>
               <w:jc w:val="left"/>
             </w:pPr>
@@ -1146,6 +1181,7 @@
           </w:tcPr>
           <w:p>
             <w:pPr>
+              <w:keepNext w:val="false"/>
               <w:spacing w:after="40" w:before="0"/>
               <w:jc w:val="left"/>
             </w:pPr>
@@ -1178,6 +1214,7 @@
           </w:tcPr>
           <w:p>
             <w:pPr>
+              <w:keepNext w:val="false"/>
               <w:spacing w:after="40" w:before="0"/>
               <w:jc w:val="left"/>
             </w:pPr>
@@ -1210,6 +1247,7 @@
           </w:tcPr>
           <w:p>
             <w:pPr>
+              <w:keepNext w:val="false"/>
               <w:spacing w:after="40" w:before="0"/>
               <w:jc w:val="left"/>
             </w:pPr>
@@ -1244,6 +1282,7 @@
           </w:tcPr>
           <w:p>
             <w:pPr>
+              <w:keepNext w:val="false"/>
               <w:spacing w:after="40" w:before="0"/>
               <w:jc w:val="left"/>
             </w:pPr>
@@ -1263,6 +1302,7 @@
           </w:p>
           <w:p>
             <w:pPr>
+              <w:keepNext w:val="false"/>
               <w:spacing w:after="40" w:before="0"/>
               <w:jc w:val="left"/>
             </w:pPr>
@@ -1295,6 +1335,7 @@
           </w:tcPr>
           <w:p>
             <w:pPr>
+              <w:keepNext w:val="false"/>
               <w:spacing w:after="40" w:before="0"/>
               <w:jc w:val="left"/>
             </w:pPr>
@@ -1327,6 +1368,7 @@
           </w:tcPr>
           <w:p>
             <w:pPr>
+              <w:keepNext w:val="false"/>
               <w:spacing w:after="40" w:before="0"/>
               <w:jc w:val="left"/>
             </w:pPr>
@@ -1359,6 +1401,7 @@
           </w:tcPr>
           <w:p>
             <w:pPr>
+              <w:keepNext w:val="false"/>
               <w:spacing w:after="40" w:before="0"/>
               <w:jc w:val="left"/>
             </w:pPr>
@@ -1393,6 +1436,7 @@
           </w:tcPr>
           <w:p>
             <w:pPr>
+              <w:keepNext w:val="false"/>
               <w:spacing w:after="40" w:before="0"/>
               <w:jc w:val="left"/>
             </w:pPr>
@@ -1412,6 +1456,7 @@
           </w:p>
           <w:p>
             <w:pPr>
+              <w:keepNext w:val="false"/>
               <w:spacing w:after="40" w:before="0"/>
               <w:jc w:val="left"/>
             </w:pPr>
@@ -1444,6 +1489,7 @@
           </w:tcPr>
           <w:p>
             <w:pPr>
+              <w:keepNext w:val="false"/>
               <w:spacing w:after="40" w:before="0"/>
               <w:jc w:val="left"/>
             </w:pPr>
@@ -1476,6 +1522,7 @@
           </w:tcPr>
           <w:p>
             <w:pPr>
+              <w:keepNext w:val="false"/>
               <w:spacing w:after="40" w:before="0"/>
               <w:jc w:val="left"/>
             </w:pPr>
@@ -1508,6 +1555,7 @@
           </w:tcPr>
           <w:p>
             <w:pPr>
+              <w:keepNext w:val="false"/>
               <w:spacing w:after="40" w:before="0"/>
               <w:jc w:val="left"/>
             </w:pPr>
@@ -1542,6 +1590,7 @@
           </w:tcPr>
           <w:p>
             <w:pPr>
+              <w:keepNext w:val="false"/>
               <w:spacing w:after="40" w:before="0"/>
               <w:jc w:val="left"/>
             </w:pPr>
@@ -1561,6 +1610,7 @@
           </w:p>
           <w:p>
             <w:pPr>
+              <w:keepNext w:val="false"/>
               <w:spacing w:after="40" w:before="0"/>
               <w:jc w:val="left"/>
             </w:pPr>
@@ -1593,6 +1643,7 @@
           </w:tcPr>
           <w:p>
             <w:pPr>
+              <w:keepNext w:val="false"/>
               <w:spacing w:after="40" w:before="0"/>
               <w:jc w:val="left"/>
             </w:pPr>
@@ -1625,6 +1676,7 @@
           </w:tcPr>
           <w:p>
             <w:pPr>
+              <w:keepNext w:val="false"/>
               <w:spacing w:after="40" w:before="0"/>
               <w:jc w:val="left"/>
             </w:pPr>
@@ -1657,6 +1709,7 @@
           </w:tcPr>
           <w:p>
             <w:pPr>
+              <w:keepNext w:val="false"/>
               <w:spacing w:after="40" w:before="0"/>
               <w:jc w:val="left"/>
             </w:pPr>
@@ -1795,7 +1848,7 @@
         </w:rPr>
         <w:t xml:space="preserve">© 2026 SeaVuria and ARES. This work is licensed under a </w:t>
       </w:r>
-      <w:hyperlink w:history="1" r:id="rIdmqiftq3ntoh4vyiyh5ulj">
+      <w:hyperlink w:history="1" r:id="rIdgytgzzpqejzdzvoaakghg">
         <w:r>
           <w:rPr>
             <w:rFonts w:ascii="Arial" w:cs="Arial" w:eastAsia="Arial" w:hAnsi="Arial"/>
@@ -1815,7 +1868,7 @@
         </w:rPr>
         <w:t xml:space="preserve"> (</w:t>
       </w:r>
-      <w:hyperlink w:history="1" r:id="rIdcy1_z6d3ndb7xbl2jow_c">
+      <w:hyperlink w:history="1" r:id="rIdykw4z4ifatmsyb-s0x47x">
         <w:r>
           <w:rPr>
             <w:rFonts w:ascii="Arial" w:cs="Arial" w:eastAsia="Arial" w:hAnsi="Arial"/>
@@ -1835,7 +1888,7 @@
         </w:rPr>
         <w:t xml:space="preserve">). To view a copy of this license, visit </w:t>
       </w:r>
-      <w:hyperlink w:history="1" r:id="rIdyvrvnwfbn3q_k1qadcuoy">
+      <w:hyperlink w:history="1" r:id="rIdzuhk-gwsqotwhrmd864zg">
         <w:r>
           <w:rPr>
             <w:rFonts w:ascii="Arial" w:cs="Arial" w:eastAsia="Arial" w:hAnsi="Arial"/>

--- a/data/outputs/v2/Essential_Mathematics/SS3.1_Statistics_1/Essential_Mathematics_Statistics_1_SummaryTable.docx
+++ b/data/outputs/v2/Essential_Mathematics/SS3.1_Statistics_1/Essential_Mathematics_Statistics_1_SummaryTable.docx
@@ -1848,7 +1848,7 @@
         </w:rPr>
         <w:t xml:space="preserve">© 2026 SeaVuria and ARES. This work is licensed under a </w:t>
       </w:r>
-      <w:hyperlink w:history="1" r:id="rIdgytgzzpqejzdzvoaakghg">
+      <w:hyperlink w:history="1" r:id="rIdo1pymndvitsrrymwcepvy">
         <w:r>
           <w:rPr>
             <w:rFonts w:ascii="Arial" w:cs="Arial" w:eastAsia="Arial" w:hAnsi="Arial"/>
@@ -1868,7 +1868,7 @@
         </w:rPr>
         <w:t xml:space="preserve"> (</w:t>
       </w:r>
-      <w:hyperlink w:history="1" r:id="rIdykw4z4ifatmsyb-s0x47x">
+      <w:hyperlink w:history="1" r:id="rIdxwpqgsmooocbekccqolft">
         <w:r>
           <w:rPr>
             <w:rFonts w:ascii="Arial" w:cs="Arial" w:eastAsia="Arial" w:hAnsi="Arial"/>
@@ -1888,7 +1888,7 @@
         </w:rPr>
         <w:t xml:space="preserve">). To view a copy of this license, visit </w:t>
       </w:r>
-      <w:hyperlink w:history="1" r:id="rIdzuhk-gwsqotwhrmd864zg">
+      <w:hyperlink w:history="1" r:id="rIdiz9w2ohsg0sflriacg0jf">
         <w:r>
           <w:rPr>
             <w:rFonts w:ascii="Arial" w:cs="Arial" w:eastAsia="Arial" w:hAnsi="Arial"/>
